--- a/docs/cool-x-contrast/CooL-x-Contrast-Technical-Documentation.docx
+++ b/docs/cool-x-contrast/CooL-x-Contrast-Technical-Documentation.docx
@@ -268,7 +268,7 @@
                 <w:sz w:val="19"/>
                 <w:szCs w:val="19"/>
               </w:rPr>
-              <w:t xml:space="preserve">Everything described here is implemented and tested: 152 automated tests pass, 33 of them specific to this integration, against certificates produced by Contrast's own code. No part of it has run on confidential hardware. The Kubernetes manifests have not been applied to a live cluster, and CooL does not independently verify the TDX/SNP quote against Intel DCAP or AMD KDS. Section 10 states precisely what was and was not exercised.</w:t>
+              <w:t xml:space="preserve">Two different things are described here, and they carry different evidence. CooL's confidential-compute tier HAS been validated on real Intel TDX hardware — two Phala Cloud CVMs, real quotes verified online by Phala's attestation service and locally against archived Intel collateral, with the verifier reporting attestation and enclave as pass (section 10). The CONTRAST adapter has NOT yet run on hardware: its conformance fixtures carry a software-built quote and the Kubernetes manifests have not been applied to a live cluster. Sections 10 and 11 separate the two precisely and state what each does and does not establish.</w:t>
             </w:r>
           </w:p>
         </w:tc>
@@ -285,7 +285,7 @@
           <w:sz w:val="16"/>
           <w:szCs w:val="16"/>
         </w:rPr>
-        <w:t xml:space="preserve">Contrast is a product of Edgeless Systems GmbH. Nothing in this document implies that Edgeless Systems has reviewed, endorsed, or partnered on this integration. All Contrast behaviour described here is cited to its public source and documentation in section 12.</w:t>
+        <w:t xml:space="preserve">Contrast is a product of Edgeless Systems GmbH. Nothing in this document implies that Edgeless Systems has reviewed, endorsed, or partnered on this integration. All Contrast behaviour described here is cited to its public source and documentation in section 13.</w:t>
       </w:r>
     </w:p>
     <w:p>
@@ -643,6 +643,151 @@
       <w:pPr>
         <w:spacing w:after="80"/>
       </w:pPr>
+    </w:p>
+    <w:p>
+      <w:pPr>
+        <w:pStyle w:val="Heading2"/>
+        <w:spacing w:after="110" w:before="280"/>
+      </w:pPr>
+      <w:r>
+        <w:rPr>
+          <w:rFonts w:ascii="Calibri" w:cs="Calibri" w:eastAsia="Calibri" w:hAnsi="Calibri"/>
+          <w:b/>
+          <w:bCs/>
+          <w:color w:val="11161C"/>
+          <w:sz w:val="25"/>
+          <w:szCs w:val="25"/>
+        </w:rPr>
+        <w:t xml:space="preserve">1.3 What is already proven on silicon</w:t>
+      </w:r>
+    </w:p>
+    <w:p>
+      <w:pPr>
+        <w:spacing w:after="150" w:line="290"/>
+      </w:pPr>
+      <w:r>
+        <w:rPr>
+          <w:rFonts w:ascii="Calibri" w:cs="Calibri" w:eastAsia="Calibri" w:hAnsi="Calibri"/>
+          <w:b w:val="false"/>
+          <w:bCs w:val="false"/>
+          <w:i w:val="false"/>
+          <w:iCs w:val="false"/>
+          <w:color w:val="23303C"/>
+          <w:sz w:val="21"/>
+          <w:szCs w:val="21"/>
+        </w:rPr>
+        <w:t xml:space="preserve">The evidence model this integration binds to is not theoretical. CooL's confidential-compute tier has been exercised end to end on </w:t>
+      </w:r>
+      <w:r>
+        <w:rPr>
+          <w:rFonts w:ascii="Calibri" w:cs="Calibri" w:eastAsia="Calibri" w:hAnsi="Calibri"/>
+          <w:b/>
+          <w:bCs/>
+          <w:i w:val="false"/>
+          <w:iCs w:val="false"/>
+          <w:color w:val="23303C"/>
+          <w:sz w:val="21"/>
+          <w:szCs w:val="21"/>
+        </w:rPr>
+        <w:t xml:space="preserve">real Intel TDX hardware</w:t>
+      </w:r>
+      <w:r>
+        <w:rPr>
+          <w:rFonts w:ascii="Calibri" w:cs="Calibri" w:eastAsia="Calibri" w:hAnsi="Calibri"/>
+          <w:b w:val="false"/>
+          <w:bCs w:val="false"/>
+          <w:i w:val="false"/>
+          <w:iCs w:val="false"/>
+          <w:color w:val="23303C"/>
+          <w:sz w:val="21"/>
+          <w:szCs w:val="21"/>
+        </w:rPr>
+        <w:t xml:space="preserve"> on Phala Cloud: two confidential VMs on separate physical nodes, real TDX v4 quotes verified both online by Phala's attestation service and locally against archived Intel collateral, an eight-entry transparency log with an attested witness in its own CVM, and an eleven-row tamper matrix in which every row fails as required. The verifier returned </w:t>
+      </w:r>
+      <w:r>
+        <w:rPr>
+          <w:rFonts w:ascii="Consolas" w:cs="Consolas" w:eastAsia="Consolas" w:hAnsi="Consolas"/>
+          <w:color w:val="0F766E"/>
+          <w:sz w:val="19"/>
+          <w:szCs w:val="19"/>
+        </w:rPr>
+        <w:t xml:space="preserve">attestation: pass</w:t>
+      </w:r>
+      <w:r>
+        <w:rPr>
+          <w:rFonts w:ascii="Calibri" w:cs="Calibri" w:eastAsia="Calibri" w:hAnsi="Calibri"/>
+          <w:b w:val="false"/>
+          <w:bCs w:val="false"/>
+          <w:i w:val="false"/>
+          <w:iCs w:val="false"/>
+          <w:color w:val="23303C"/>
+          <w:sz w:val="21"/>
+          <w:szCs w:val="21"/>
+        </w:rPr>
+        <w:t xml:space="preserve"> and </w:t>
+      </w:r>
+      <w:r>
+        <w:rPr>
+          <w:rFonts w:ascii="Consolas" w:cs="Consolas" w:eastAsia="Consolas" w:hAnsi="Consolas"/>
+          <w:color w:val="0F766E"/>
+          <w:sz w:val="19"/>
+          <w:szCs w:val="19"/>
+        </w:rPr>
+        <w:t xml:space="preserve">enclave: pass</w:t>
+      </w:r>
+      <w:r>
+        <w:rPr>
+          <w:rFonts w:ascii="Calibri" w:cs="Calibri" w:eastAsia="Calibri" w:hAnsi="Calibri"/>
+          <w:b w:val="false"/>
+          <w:bCs w:val="false"/>
+          <w:i w:val="false"/>
+          <w:iCs w:val="false"/>
+          <w:color w:val="23303C"/>
+          <w:sz w:val="21"/>
+          <w:szCs w:val="21"/>
+        </w:rPr>
+        <w:t xml:space="preserve"> against that hardware — statuses that, by construction, no amount of software can produce.</w:t>
+      </w:r>
+    </w:p>
+    <w:p>
+      <w:pPr>
+        <w:spacing w:after="150" w:line="290"/>
+      </w:pPr>
+      <w:r>
+        <w:rPr>
+          <w:rFonts w:ascii="Calibri" w:cs="Calibri" w:eastAsia="Calibri" w:hAnsi="Calibri"/>
+          <w:b w:val="false"/>
+          <w:bCs w:val="false"/>
+          <w:i w:val="false"/>
+          <w:iCs w:val="false"/>
+          <w:color w:val="23303C"/>
+          <w:sz w:val="21"/>
+          <w:szCs w:val="21"/>
+        </w:rPr>
+        <w:t xml:space="preserve">That matters for this document in two ways. It means the quote → </w:t>
+      </w:r>
+      <w:r>
+        <w:rPr>
+          <w:rFonts w:ascii="Consolas" w:cs="Consolas" w:eastAsia="Consolas" w:hAnsi="Consolas"/>
+          <w:color w:val="0F766E"/>
+          <w:sz w:val="19"/>
+          <w:szCs w:val="19"/>
+        </w:rPr>
+        <w:t xml:space="preserve">report_data</w:t>
+      </w:r>
+      <w:r>
+        <w:rPr>
+          <w:rFonts w:ascii="Calibri" w:cs="Calibri" w:eastAsia="Calibri" w:hAnsi="Calibri"/>
+          <w:b w:val="false"/>
+          <w:bCs w:val="false"/>
+          <w:i w:val="false"/>
+          <w:iCs w:val="false"/>
+          <w:color w:val="23303C"/>
+          <w:sz w:val="21"/>
+          <w:szCs w:val="21"/>
+        </w:rPr>
+        <w:t xml:space="preserve"> → signing-key chain described in section 4 is a measured property of a running TD rather than a design intention; and it means the DCAP verification machinery the Contrast path still needs (section 12) already exists and has been run against real silicon.</w:t>
+      </w:r>
     </w:p>
     <w:p>
       <w:pPr>
@@ -15690,7 +15835,7 @@
                 <w:sz w:val="18"/>
                 <w:szCs w:val="18"/>
               </w:rPr>
-              <w:t xml:space="preserve">The DER reader rejects indefinite and non-minimal lengths, multi-byte tags and trailing bytes; and the parse is cross-checked against Contrast's own encoder (section 10.1)</w:t>
+              <w:t xml:space="preserve">The DER reader rejects indefinite and non-minimal lengths, multi-byte tags and trailing bytes; and the parse is cross-checked against Contrast's own encoder (section 11.1)</w:t>
             </w:r>
           </w:p>
         </w:tc>
@@ -15778,7 +15923,7 @@
                 <w:sz w:val="18"/>
                 <w:szCs w:val="18"/>
               </w:rPr>
-              <w:t xml:space="preserve"> Two polynomial-backtracking regular expressions in the PEM path were replaced with linear scans; see section 10.4</w:t>
+              <w:t xml:space="preserve"> Two polynomial-backtracking regular expressions in the PEM path were replaced with linear scans; see section 11.4</w:t>
             </w:r>
           </w:p>
         </w:tc>
@@ -15826,20 +15971,20 @@
           <w:sz w:val="21"/>
           <w:szCs w:val="21"/>
         </w:rPr>
-        <w:t xml:space="preserve">CooL does not re-verify the TDX/SNP quote.</w:t>
-      </w:r>
-      <w:r>
-        <w:rPr>
-          <w:rFonts w:ascii="Calibri" w:cs="Calibri" w:eastAsia="Calibri" w:hAnsi="Calibri"/>
-          <w:b w:val="false"/>
-          <w:bCs w:val="false"/>
-          <w:i w:val="false"/>
-          <w:iCs w:val="false"/>
-          <w:color w:val="23303C"/>
-          <w:sz w:val="21"/>
-          <w:szCs w:val="21"/>
-        </w:rPr>
-        <w:t xml:space="preserve"> It trusts the Coordinator's verdict as expressed in the certificate. The extensions actually contain enough to reconstruct the quote — including the PCK certificate chain at </w:t>
+        <w:t xml:space="preserve">On the Contrast path, CooL does not re-verify the TDX/SNP quote.</w:t>
+      </w:r>
+      <w:r>
+        <w:rPr>
+          <w:rFonts w:ascii="Calibri" w:cs="Calibri" w:eastAsia="Calibri" w:hAnsi="Calibri"/>
+          <w:b w:val="false"/>
+          <w:bCs w:val="false"/>
+          <w:i w:val="false"/>
+          <w:iCs w:val="false"/>
+          <w:color w:val="23303C"/>
+          <w:sz w:val="21"/>
+          <w:szCs w:val="21"/>
+        </w:rPr>
+        <w:t xml:space="preserve"> It trusts the Coordinator's verdict as expressed in the certificate. The extensions contain enough to reconstruct the quote — including the PCK certificate chain at </w:t>
       </w:r>
       <w:r>
         <w:rPr>
@@ -15861,7 +16006,33 @@
           <w:sz w:val="21"/>
           <w:szCs w:val="21"/>
         </w:rPr>
-        <w:t xml:space="preserve"> — so independent verification is possible. It is not implemented, and is the highest-value next step (section 11).</w:t>
+        <w:t xml:space="preserve"> — so independent verification is possible; it is not yet implemented, and is the highest-value next step (section 12). Note the asymmetry: on the </w:t>
+      </w:r>
+      <w:r>
+        <w:rPr>
+          <w:rFonts w:ascii="Calibri" w:cs="Calibri" w:eastAsia="Calibri" w:hAnsi="Calibri"/>
+          <w:b/>
+          <w:bCs/>
+          <w:i w:val="false"/>
+          <w:iCs w:val="false"/>
+          <w:color w:val="23303C"/>
+          <w:sz w:val="21"/>
+          <w:szCs w:val="21"/>
+        </w:rPr>
+        <w:t xml:space="preserve">dstack</w:t>
+      </w:r>
+      <w:r>
+        <w:rPr>
+          <w:rFonts w:ascii="Calibri" w:cs="Calibri" w:eastAsia="Calibri" w:hAnsi="Calibri"/>
+          <w:b w:val="false"/>
+          <w:bCs w:val="false"/>
+          <w:i w:val="false"/>
+          <w:iCs w:val="false"/>
+          <w:color w:val="23303C"/>
+          <w:sz w:val="21"/>
+          <w:szCs w:val="21"/>
+        </w:rPr>
+        <w:t xml:space="preserve"> path CooL already performs full DCAP verification and has done so against real silicon (section 10), so this is a missing adapter rather than a missing capability.</w:t>
       </w:r>
     </w:p>
     <w:p>
@@ -16145,8 +16316,101 @@
           <w:sz w:val="34"/>
           <w:szCs w:val="34"/>
         </w:rPr>
-        <w:t xml:space="preserve">10 · Testing and conformance</w:t>
-      </w:r>
+        <w:t xml:space="preserve">10 · Hardware validation: real Intel TDX on Phala Cloud</w:t>
+      </w:r>
+    </w:p>
+    <w:p>
+      <w:pPr>
+        <w:spacing w:after="180" w:line="320"/>
+      </w:pPr>
+      <w:r>
+        <w:rPr>
+          <w:rFonts w:ascii="Calibri" w:cs="Calibri" w:eastAsia="Calibri" w:hAnsi="Calibri"/>
+          <w:b w:val="false"/>
+          <w:bCs w:val="false"/>
+          <w:i w:val="false"/>
+          <w:iCs w:val="false"/>
+          <w:color w:val="11161C"/>
+          <w:sz w:val="24"/>
+          <w:szCs w:val="24"/>
+        </w:rPr>
+        <w:t xml:space="preserve">CooL's confidential-compute tier has been validated on real confidential hardware. This section is about that campaign — what ran, what verified it, and what it does and does not establish for the Contrast adapter.</w:t>
+      </w:r>
+    </w:p>
+    <w:tbl>
+      <w:tblPr>
+        <w:tblW w:type="dxa" w:w="10080"/>
+        <w:tblBorders>
+          <w:top w:val="single" w:color="auto" w:sz="4"/>
+          <w:left w:val="single" w:color="auto" w:sz="4"/>
+          <w:bottom w:val="single" w:color="auto" w:sz="4"/>
+          <w:right w:val="single" w:color="auto" w:sz="4"/>
+          <w:insideH w:val="single" w:color="auto" w:sz="4"/>
+          <w:insideV w:val="single" w:color="auto" w:sz="4"/>
+        </w:tblBorders>
+      </w:tblPr>
+      <w:tblGrid>
+        <w:gridCol w:w="10080"/>
+      </w:tblGrid>
+      <w:tr>
+        <w:tc>
+          <w:tcPr>
+            <w:tcW w:type="dxa" w:w="10080"/>
+            <w:tcBorders>
+              <w:top w:val="none" w:color="FFFFFF" w:sz="0"/>
+              <w:left w:val="single" w:color="B45309" w:sz="18"/>
+              <w:bottom w:val="none" w:color="FFFFFF" w:sz="0"/>
+              <w:right w:val="none" w:color="FFFFFF" w:sz="0"/>
+            </w:tcBorders>
+            <w:shd w:fill="FFF8EC" w:color="auto" w:val="clear"/>
+            <w:tcMar>
+              <w:top w:type="dxa" w:w="150"/>
+              <w:left w:type="dxa" w:w="200"/>
+              <w:bottom w:type="dxa" w:w="150"/>
+              <w:right w:type="dxa" w:w="200"/>
+            </w:tcMar>
+          </w:tcPr>
+          <w:p>
+            <w:pPr>
+              <w:spacing w:after="70"/>
+            </w:pPr>
+            <w:r>
+              <w:rPr>
+                <w:rFonts w:ascii="Calibri" w:cs="Calibri" w:eastAsia="Calibri" w:hAnsi="Calibri"/>
+                <w:b/>
+                <w:bCs/>
+                <w:color w:val="B45309"/>
+                <w:sz w:val="16"/>
+                <w:szCs w:val="16"/>
+              </w:rPr>
+              <w:t xml:space="preserve">READ THE SCOPE CAREFULLY</w:t>
+            </w:r>
+          </w:p>
+          <w:p>
+            <w:pPr>
+              <w:spacing w:after="0" w:line="260"/>
+            </w:pPr>
+            <w:r>
+              <w:rPr>
+                <w:rFonts w:ascii="Calibri" w:cs="Calibri" w:eastAsia="Calibri" w:hAnsi="Calibri"/>
+                <w:b w:val="false"/>
+                <w:bCs w:val="false"/>
+                <w:i w:val="false"/>
+                <w:iCs w:val="false"/>
+                <w:color w:val="6B4A16"/>
+                <w:sz w:val="19"/>
+                <w:szCs w:val="19"/>
+              </w:rPr>
+              <w:t xml:space="preserve">This validation ran on Phala Cloud over Phala's dstack — CooL's other confidential-compute backend — not on Contrast. It establishes that CooL's evidence model, its quote handling and its verifier behave correctly against real Intel TDX silicon. It does NOT establish anything about the Contrast adapter, which has not yet run on hardware. The two are deliberately kept apart throughout this document.</w:t>
+            </w:r>
+          </w:p>
+        </w:tc>
+      </w:tr>
+    </w:tbl>
+    <w:p>
+      <w:pPr>
+        <w:spacing w:after="200"/>
+      </w:pPr>
     </w:p>
     <w:p>
       <w:pPr>
@@ -16162,7 +16426,2764 @@
           <w:sz w:val="25"/>
           <w:szCs w:val="25"/>
         </w:rPr>
-        <w:t xml:space="preserve">10.1 Cross-implementation conformance</w:t>
+        <w:t xml:space="preserve">10.1 What ran</w:t>
+      </w:r>
+    </w:p>
+    <w:tbl>
+      <w:tblPr>
+        <w:tblW w:type="dxa" w:w="10080"/>
+        <w:tblBorders>
+          <w:top w:val="single" w:color="auto" w:sz="4"/>
+          <w:left w:val="single" w:color="auto" w:sz="4"/>
+          <w:bottom w:val="single" w:color="auto" w:sz="4"/>
+          <w:right w:val="single" w:color="auto" w:sz="4"/>
+          <w:insideH w:val="single" w:color="auto" w:sz="4"/>
+          <w:insideV w:val="single" w:color="auto" w:sz="4"/>
+        </w:tblBorders>
+      </w:tblPr>
+      <w:tblGrid>
+        <w:gridCol w:w="2205"/>
+        <w:gridCol w:w="4347"/>
+        <w:gridCol w:w="1953"/>
+        <w:gridCol w:w="1575"/>
+      </w:tblGrid>
+      <w:tr>
+        <w:trPr>
+          <w:tblHeader/>
+        </w:trPr>
+        <w:tc>
+          <w:tcPr>
+            <w:tcW w:type="dxa" w:w="2205"/>
+            <w:tcBorders>
+              <w:top w:val="none" w:color="FFFFFF" w:sz="0"/>
+              <w:left w:val="none" w:color="FFFFFF" w:sz="0"/>
+              <w:bottom w:val="single" w:color="D9E0E6" w:sz="2"/>
+              <w:right w:val="none" w:color="FFFFFF" w:sz="0"/>
+            </w:tcBorders>
+            <w:shd w:fill="EEF3F4" w:color="auto" w:val="clear"/>
+            <w:tcMar>
+              <w:top w:type="dxa" w:w="90"/>
+              <w:left w:type="dxa" w:w="110"/>
+              <w:bottom w:type="dxa" w:w="90"/>
+              <w:right w:type="dxa" w:w="110"/>
+            </w:tcMar>
+          </w:tcPr>
+          <w:p>
+            <w:pPr>
+              <w:spacing w:after="0" w:line="240"/>
+            </w:pPr>
+            <w:r>
+              <w:rPr>
+                <w:rFonts w:ascii="Calibri" w:cs="Calibri" w:eastAsia="Calibri" w:hAnsi="Calibri"/>
+                <w:b/>
+                <w:bCs/>
+                <w:i w:val="false"/>
+                <w:iCs w:val="false"/>
+                <w:color w:val="11161C"/>
+                <w:sz w:val="17"/>
+                <w:szCs w:val="17"/>
+              </w:rPr>
+              <w:t xml:space="preserve">Role</w:t>
+            </w:r>
+          </w:p>
+        </w:tc>
+        <w:tc>
+          <w:tcPr>
+            <w:tcW w:type="dxa" w:w="4347"/>
+            <w:tcBorders>
+              <w:top w:val="none" w:color="FFFFFF" w:sz="0"/>
+              <w:left w:val="none" w:color="FFFFFF" w:sz="0"/>
+              <w:bottom w:val="single" w:color="D9E0E6" w:sz="2"/>
+              <w:right w:val="none" w:color="FFFFFF" w:sz="0"/>
+            </w:tcBorders>
+            <w:shd w:fill="EEF3F4" w:color="auto" w:val="clear"/>
+            <w:tcMar>
+              <w:top w:type="dxa" w:w="90"/>
+              <w:left w:type="dxa" w:w="110"/>
+              <w:bottom w:type="dxa" w:w="90"/>
+              <w:right w:type="dxa" w:w="110"/>
+            </w:tcMar>
+          </w:tcPr>
+          <w:p>
+            <w:pPr>
+              <w:spacing w:after="0" w:line="240"/>
+            </w:pPr>
+            <w:r>
+              <w:rPr>
+                <w:rFonts w:ascii="Calibri" w:cs="Calibri" w:eastAsia="Calibri" w:hAnsi="Calibri"/>
+                <w:b/>
+                <w:bCs/>
+                <w:i w:val="false"/>
+                <w:iCs w:val="false"/>
+                <w:color w:val="11161C"/>
+                <w:sz w:val="17"/>
+                <w:szCs w:val="17"/>
+              </w:rPr>
+              <w:t xml:space="preserve">CVM</w:t>
+            </w:r>
+          </w:p>
+        </w:tc>
+        <w:tc>
+          <w:tcPr>
+            <w:tcW w:type="dxa" w:w="1953"/>
+            <w:tcBorders>
+              <w:top w:val="none" w:color="FFFFFF" w:sz="0"/>
+              <w:left w:val="none" w:color="FFFFFF" w:sz="0"/>
+              <w:bottom w:val="single" w:color="D9E0E6" w:sz="2"/>
+              <w:right w:val="none" w:color="FFFFFF" w:sz="0"/>
+            </w:tcBorders>
+            <w:shd w:fill="EEF3F4" w:color="auto" w:val="clear"/>
+            <w:tcMar>
+              <w:top w:type="dxa" w:w="90"/>
+              <w:left w:type="dxa" w:w="110"/>
+              <w:bottom w:type="dxa" w:w="90"/>
+              <w:right w:type="dxa" w:w="110"/>
+            </w:tcMar>
+          </w:tcPr>
+          <w:p>
+            <w:pPr>
+              <w:spacing w:after="0" w:line="240"/>
+            </w:pPr>
+            <w:r>
+              <w:rPr>
+                <w:rFonts w:ascii="Calibri" w:cs="Calibri" w:eastAsia="Calibri" w:hAnsi="Calibri"/>
+                <w:b/>
+                <w:bCs/>
+                <w:i w:val="false"/>
+                <w:iCs w:val="false"/>
+                <w:color w:val="11161C"/>
+                <w:sz w:val="17"/>
+                <w:szCs w:val="17"/>
+              </w:rPr>
+              <w:t xml:space="preserve">app id</w:t>
+            </w:r>
+          </w:p>
+        </w:tc>
+        <w:tc>
+          <w:tcPr>
+            <w:tcW w:type="dxa" w:w="1575"/>
+            <w:tcBorders>
+              <w:top w:val="none" w:color="FFFFFF" w:sz="0"/>
+              <w:left w:val="none" w:color="FFFFFF" w:sz="0"/>
+              <w:bottom w:val="single" w:color="D9E0E6" w:sz="2"/>
+              <w:right w:val="none" w:color="FFFFFF" w:sz="0"/>
+            </w:tcBorders>
+            <w:shd w:fill="EEF3F4" w:color="auto" w:val="clear"/>
+            <w:tcMar>
+              <w:top w:type="dxa" w:w="90"/>
+              <w:left w:type="dxa" w:w="110"/>
+              <w:bottom w:type="dxa" w:w="90"/>
+              <w:right w:type="dxa" w:w="110"/>
+            </w:tcMar>
+          </w:tcPr>
+          <w:p>
+            <w:pPr>
+              <w:spacing w:after="0" w:line="240"/>
+            </w:pPr>
+            <w:r>
+              <w:rPr>
+                <w:rFonts w:ascii="Calibri" w:cs="Calibri" w:eastAsia="Calibri" w:hAnsi="Calibri"/>
+                <w:b/>
+                <w:bCs/>
+                <w:i w:val="false"/>
+                <w:iCs w:val="false"/>
+                <w:color w:val="11161C"/>
+                <w:sz w:val="17"/>
+                <w:szCs w:val="17"/>
+              </w:rPr>
+              <w:t xml:space="preserve">Node</w:t>
+            </w:r>
+          </w:p>
+        </w:tc>
+      </w:tr>
+      <w:tr>
+        <w:trPr>
+          <w:tblHeader w:val="off"/>
+        </w:trPr>
+        <w:tc>
+          <w:tcPr>
+            <w:tcW w:type="dxa" w:w="2205"/>
+            <w:tcBorders>
+              <w:top w:val="none" w:color="FFFFFF" w:sz="0"/>
+              <w:left w:val="none" w:color="FFFFFF" w:sz="0"/>
+              <w:bottom w:val="single" w:color="D9E0E6" w:sz="2"/>
+              <w:right w:val="none" w:color="FFFFFF" w:sz="0"/>
+            </w:tcBorders>
+            <w:tcMar>
+              <w:top w:type="dxa" w:w="90"/>
+              <w:left w:type="dxa" w:w="110"/>
+              <w:bottom w:type="dxa" w:w="90"/>
+              <w:right w:type="dxa" w:w="110"/>
+            </w:tcMar>
+          </w:tcPr>
+          <w:p>
+            <w:pPr>
+              <w:spacing w:after="0" w:line="240"/>
+            </w:pPr>
+            <w:r>
+              <w:rPr>
+                <w:rFonts w:ascii="Calibri" w:cs="Calibri" w:eastAsia="Calibri" w:hAnsi="Calibri"/>
+                <w:b w:val="false"/>
+                <w:bCs w:val="false"/>
+                <w:i w:val="false"/>
+                <w:iCs w:val="false"/>
+                <w:color w:val="23303C"/>
+                <w:sz w:val="18"/>
+                <w:szCs w:val="18"/>
+              </w:rPr>
+              <w:t xml:space="preserve">Primary log (A, then B)</w:t>
+            </w:r>
+          </w:p>
+        </w:tc>
+        <w:tc>
+          <w:tcPr>
+            <w:tcW w:type="dxa" w:w="4347"/>
+            <w:tcBorders>
+              <w:top w:val="none" w:color="FFFFFF" w:sz="0"/>
+              <w:left w:val="none" w:color="FFFFFF" w:sz="0"/>
+              <w:bottom w:val="single" w:color="D9E0E6" w:sz="2"/>
+              <w:right w:val="none" w:color="FFFFFF" w:sz="0"/>
+            </w:tcBorders>
+            <w:tcMar>
+              <w:top w:type="dxa" w:w="90"/>
+              <w:left w:type="dxa" w:w="110"/>
+              <w:bottom w:type="dxa" w:w="90"/>
+              <w:right w:type="dxa" w:w="110"/>
+            </w:tcMar>
+          </w:tcPr>
+          <w:p>
+            <w:pPr>
+              <w:spacing w:after="0" w:line="240"/>
+            </w:pPr>
+            <w:r>
+              <w:rPr>
+                <w:rFonts w:ascii="Consolas" w:cs="Consolas" w:eastAsia="Consolas" w:hAnsi="Consolas"/>
+                <w:color w:val="0F766E"/>
+                <w:sz w:val="16"/>
+                <w:szCs w:val="16"/>
+              </w:rPr>
+              <w:t xml:space="preserve">45cd7bc9-a468-44c3-ae5d-aa5786234df1</w:t>
+            </w:r>
+          </w:p>
+        </w:tc>
+        <w:tc>
+          <w:tcPr>
+            <w:tcW w:type="dxa" w:w="1953"/>
+            <w:tcBorders>
+              <w:top w:val="none" w:color="FFFFFF" w:sz="0"/>
+              <w:left w:val="none" w:color="FFFFFF" w:sz="0"/>
+              <w:bottom w:val="single" w:color="D9E0E6" w:sz="2"/>
+              <w:right w:val="none" w:color="FFFFFF" w:sz="0"/>
+            </w:tcBorders>
+            <w:tcMar>
+              <w:top w:type="dxa" w:w="90"/>
+              <w:left w:type="dxa" w:w="110"/>
+              <w:bottom w:type="dxa" w:w="90"/>
+              <w:right w:type="dxa" w:w="110"/>
+            </w:tcMar>
+          </w:tcPr>
+          <w:p>
+            <w:pPr>
+              <w:spacing w:after="0" w:line="240"/>
+            </w:pPr>
+            <w:r>
+              <w:rPr>
+                <w:rFonts w:ascii="Consolas" w:cs="Consolas" w:eastAsia="Consolas" w:hAnsi="Consolas"/>
+                <w:color w:val="0F766E"/>
+                <w:sz w:val="16"/>
+                <w:szCs w:val="16"/>
+              </w:rPr>
+              <w:t xml:space="preserve">774f4f4493d59bdc…</w:t>
+            </w:r>
+          </w:p>
+        </w:tc>
+        <w:tc>
+          <w:tcPr>
+            <w:tcW w:type="dxa" w:w="1575"/>
+            <w:tcBorders>
+              <w:top w:val="none" w:color="FFFFFF" w:sz="0"/>
+              <w:left w:val="none" w:color="FFFFFF" w:sz="0"/>
+              <w:bottom w:val="single" w:color="D9E0E6" w:sz="2"/>
+              <w:right w:val="none" w:color="FFFFFF" w:sz="0"/>
+            </w:tcBorders>
+            <w:tcMar>
+              <w:top w:type="dxa" w:w="90"/>
+              <w:left w:type="dxa" w:w="110"/>
+              <w:bottom w:type="dxa" w:w="90"/>
+              <w:right w:type="dxa" w:w="110"/>
+            </w:tcMar>
+          </w:tcPr>
+          <w:p>
+            <w:pPr>
+              <w:spacing w:after="0" w:line="240"/>
+            </w:pPr>
+            <w:r>
+              <w:rPr>
+                <w:rFonts w:ascii="Calibri" w:cs="Calibri" w:eastAsia="Calibri" w:hAnsi="Calibri"/>
+                <w:b w:val="false"/>
+                <w:bCs w:val="false"/>
+                <w:i w:val="false"/>
+                <w:iCs w:val="false"/>
+                <w:color w:val="23303C"/>
+                <w:sz w:val="18"/>
+                <w:szCs w:val="18"/>
+              </w:rPr>
+              <w:t xml:space="preserve">prod5, US-WEST-1</w:t>
+            </w:r>
+          </w:p>
+        </w:tc>
+      </w:tr>
+      <w:tr>
+        <w:trPr>
+          <w:tblHeader w:val="off"/>
+        </w:trPr>
+        <w:tc>
+          <w:tcPr>
+            <w:tcW w:type="dxa" w:w="2205"/>
+            <w:tcBorders>
+              <w:top w:val="none" w:color="FFFFFF" w:sz="0"/>
+              <w:left w:val="none" w:color="FFFFFF" w:sz="0"/>
+              <w:bottom w:val="single" w:color="D9E0E6" w:sz="2"/>
+              <w:right w:val="none" w:color="FFFFFF" w:sz="0"/>
+            </w:tcBorders>
+            <w:shd w:fill="F8FAFB" w:color="auto" w:val="clear"/>
+            <w:tcMar>
+              <w:top w:type="dxa" w:w="90"/>
+              <w:left w:type="dxa" w:w="110"/>
+              <w:bottom w:type="dxa" w:w="90"/>
+              <w:right w:type="dxa" w:w="110"/>
+            </w:tcMar>
+          </w:tcPr>
+          <w:p>
+            <w:pPr>
+              <w:spacing w:after="0" w:line="240"/>
+            </w:pPr>
+            <w:r>
+              <w:rPr>
+                <w:rFonts w:ascii="Calibri" w:cs="Calibri" w:eastAsia="Calibri" w:hAnsi="Calibri"/>
+                <w:b w:val="false"/>
+                <w:bCs w:val="false"/>
+                <w:i w:val="false"/>
+                <w:iCs w:val="false"/>
+                <w:color w:val="23303C"/>
+                <w:sz w:val="18"/>
+                <w:szCs w:val="18"/>
+              </w:rPr>
+              <w:t xml:space="preserve">Witness</w:t>
+            </w:r>
+          </w:p>
+        </w:tc>
+        <w:tc>
+          <w:tcPr>
+            <w:tcW w:type="dxa" w:w="4347"/>
+            <w:tcBorders>
+              <w:top w:val="none" w:color="FFFFFF" w:sz="0"/>
+              <w:left w:val="none" w:color="FFFFFF" w:sz="0"/>
+              <w:bottom w:val="single" w:color="D9E0E6" w:sz="2"/>
+              <w:right w:val="none" w:color="FFFFFF" w:sz="0"/>
+            </w:tcBorders>
+            <w:shd w:fill="F8FAFB" w:color="auto" w:val="clear"/>
+            <w:tcMar>
+              <w:top w:type="dxa" w:w="90"/>
+              <w:left w:type="dxa" w:w="110"/>
+              <w:bottom w:type="dxa" w:w="90"/>
+              <w:right w:type="dxa" w:w="110"/>
+            </w:tcMar>
+          </w:tcPr>
+          <w:p>
+            <w:pPr>
+              <w:spacing w:after="0" w:line="240"/>
+            </w:pPr>
+            <w:r>
+              <w:rPr>
+                <w:rFonts w:ascii="Consolas" w:cs="Consolas" w:eastAsia="Consolas" w:hAnsi="Consolas"/>
+                <w:color w:val="0F766E"/>
+                <w:sz w:val="16"/>
+                <w:szCs w:val="16"/>
+              </w:rPr>
+              <w:t xml:space="preserve">dbd1bc32-a83f-401e-b3c2-e5a5209b4eab</w:t>
+            </w:r>
+          </w:p>
+        </w:tc>
+        <w:tc>
+          <w:tcPr>
+            <w:tcW w:type="dxa" w:w="1953"/>
+            <w:tcBorders>
+              <w:top w:val="none" w:color="FFFFFF" w:sz="0"/>
+              <w:left w:val="none" w:color="FFFFFF" w:sz="0"/>
+              <w:bottom w:val="single" w:color="D9E0E6" w:sz="2"/>
+              <w:right w:val="none" w:color="FFFFFF" w:sz="0"/>
+            </w:tcBorders>
+            <w:shd w:fill="F8FAFB" w:color="auto" w:val="clear"/>
+            <w:tcMar>
+              <w:top w:type="dxa" w:w="90"/>
+              <w:left w:type="dxa" w:w="110"/>
+              <w:bottom w:type="dxa" w:w="90"/>
+              <w:right w:type="dxa" w:w="110"/>
+            </w:tcMar>
+          </w:tcPr>
+          <w:p>
+            <w:pPr>
+              <w:spacing w:after="0" w:line="240"/>
+            </w:pPr>
+            <w:r>
+              <w:rPr>
+                <w:rFonts w:ascii="Consolas" w:cs="Consolas" w:eastAsia="Consolas" w:hAnsi="Consolas"/>
+                <w:color w:val="0F766E"/>
+                <w:sz w:val="16"/>
+                <w:szCs w:val="16"/>
+              </w:rPr>
+              <w:t xml:space="preserve">21bbe8405dd597bc…</w:t>
+            </w:r>
+          </w:p>
+        </w:tc>
+        <w:tc>
+          <w:tcPr>
+            <w:tcW w:type="dxa" w:w="1575"/>
+            <w:tcBorders>
+              <w:top w:val="none" w:color="FFFFFF" w:sz="0"/>
+              <w:left w:val="none" w:color="FFFFFF" w:sz="0"/>
+              <w:bottom w:val="single" w:color="D9E0E6" w:sz="2"/>
+              <w:right w:val="none" w:color="FFFFFF" w:sz="0"/>
+            </w:tcBorders>
+            <w:shd w:fill="F8FAFB" w:color="auto" w:val="clear"/>
+            <w:tcMar>
+              <w:top w:type="dxa" w:w="90"/>
+              <w:left w:type="dxa" w:w="110"/>
+              <w:bottom w:type="dxa" w:w="90"/>
+              <w:right w:type="dxa" w:w="110"/>
+            </w:tcMar>
+          </w:tcPr>
+          <w:p>
+            <w:pPr>
+              <w:spacing w:after="0" w:line="240"/>
+            </w:pPr>
+            <w:r>
+              <w:rPr>
+                <w:rFonts w:ascii="Calibri" w:cs="Calibri" w:eastAsia="Calibri" w:hAnsi="Calibri"/>
+                <w:b w:val="false"/>
+                <w:bCs w:val="false"/>
+                <w:i w:val="false"/>
+                <w:iCs w:val="false"/>
+                <w:color w:val="23303C"/>
+                <w:sz w:val="18"/>
+                <w:szCs w:val="18"/>
+              </w:rPr>
+              <w:t xml:space="preserve">prod9, US-WEST-1</w:t>
+            </w:r>
+          </w:p>
+        </w:tc>
+      </w:tr>
+    </w:tbl>
+    <w:p>
+      <w:pPr>
+        <w:spacing w:after="200"/>
+      </w:pPr>
+    </w:p>
+    <w:p>
+      <w:pPr>
+        <w:spacing w:after="150" w:line="290"/>
+      </w:pPr>
+      <w:r>
+        <w:rPr>
+          <w:rFonts w:ascii="Calibri" w:cs="Calibri" w:eastAsia="Calibri" w:hAnsi="Calibri"/>
+          <w:b w:val="false"/>
+          <w:bCs w:val="false"/>
+          <w:i w:val="false"/>
+          <w:iCs w:val="false"/>
+          <w:color w:val="23303C"/>
+          <w:sz w:val="21"/>
+          <w:szCs w:val="21"/>
+        </w:rPr>
+        <w:t xml:space="preserve">Both are Phala Cloud </w:t>
+      </w:r>
+      <w:r>
+        <w:rPr>
+          <w:rFonts w:ascii="Consolas" w:cs="Consolas" w:eastAsia="Consolas" w:hAnsi="Consolas"/>
+          <w:color w:val="0F766E"/>
+          <w:sz w:val="19"/>
+          <w:szCs w:val="19"/>
+        </w:rPr>
+        <w:t xml:space="preserve">tdx.small</w:t>
+      </w:r>
+      <w:r>
+        <w:rPr>
+          <w:rFonts w:ascii="Calibri" w:cs="Calibri" w:eastAsia="Calibri" w:hAnsi="Calibri"/>
+          <w:b w:val="false"/>
+          <w:bCs w:val="false"/>
+          <w:i w:val="false"/>
+          <w:iCs w:val="false"/>
+          <w:color w:val="23303C"/>
+          <w:sz w:val="21"/>
+          <w:szCs w:val="21"/>
+        </w:rPr>
+        <w:t xml:space="preserve"> confidential VMs (1 vCPU, 2 GB) running dstack-dev-0.5.9, reached through the real dstack guest agent over </w:t>
+      </w:r>
+      <w:r>
+        <w:rPr>
+          <w:rFonts w:ascii="Consolas" w:cs="Consolas" w:eastAsia="Consolas" w:hAnsi="Consolas"/>
+          <w:color w:val="0F766E"/>
+          <w:sz w:val="19"/>
+          <w:szCs w:val="19"/>
+        </w:rPr>
+        <w:t xml:space="preserve">/var/run/dstack.sock</w:t>
+      </w:r>
+      <w:r>
+        <w:rPr>
+          <w:rFonts w:ascii="Calibri" w:cs="Calibri" w:eastAsia="Calibri" w:hAnsi="Calibri"/>
+          <w:b w:val="false"/>
+          <w:bCs w:val="false"/>
+          <w:i w:val="false"/>
+          <w:iCs w:val="false"/>
+          <w:color w:val="23303C"/>
+          <w:sz w:val="21"/>
+          <w:szCs w:val="21"/>
+        </w:rPr>
+        <w:t xml:space="preserve">. Every check below was run </w:t>
+      </w:r>
+      <w:r>
+        <w:rPr>
+          <w:rFonts w:ascii="Calibri" w:cs="Calibri" w:eastAsia="Calibri" w:hAnsi="Calibri"/>
+          <w:b/>
+          <w:bCs/>
+          <w:i w:val="false"/>
+          <w:iCs w:val="false"/>
+          <w:color w:val="23303C"/>
+          <w:sz w:val="21"/>
+          <w:szCs w:val="21"/>
+        </w:rPr>
+        <w:t xml:space="preserve">outside</w:t>
+      </w:r>
+      <w:r>
+        <w:rPr>
+          <w:rFonts w:ascii="Calibri" w:cs="Calibri" w:eastAsia="Calibri" w:hAnsi="Calibri"/>
+          <w:b w:val="false"/>
+          <w:bCs w:val="false"/>
+          <w:i w:val="false"/>
+          <w:iCs w:val="false"/>
+          <w:color w:val="23303C"/>
+          <w:sz w:val="21"/>
+          <w:szCs w:val="21"/>
+        </w:rPr>
+        <w:t xml:space="preserve"> the CVMs, against receipts pulled from the workload. Both CVMs have since been deleted; the evidence is archived in </w:t>
+      </w:r>
+      <w:r>
+        <w:rPr>
+          <w:rFonts w:ascii="Consolas" w:cs="Consolas" w:eastAsia="Consolas" w:hAnsi="Consolas"/>
+          <w:color w:val="0F766E"/>
+          <w:sz w:val="19"/>
+          <w:szCs w:val="19"/>
+        </w:rPr>
+        <w:t xml:space="preserve">artifacts/</w:t>
+      </w:r>
+      <w:r>
+        <w:rPr>
+          <w:rFonts w:ascii="Calibri" w:cs="Calibri" w:eastAsia="Calibri" w:hAnsi="Calibri"/>
+          <w:b w:val="false"/>
+          <w:bCs w:val="false"/>
+          <w:i w:val="false"/>
+          <w:iCs w:val="false"/>
+          <w:color w:val="23303C"/>
+          <w:sz w:val="21"/>
+          <w:szCs w:val="21"/>
+        </w:rPr>
+        <w:t xml:space="preserve"> — 102 files, listed in </w:t>
+      </w:r>
+      <w:r>
+        <w:rPr>
+          <w:rFonts w:ascii="Consolas" w:cs="Consolas" w:eastAsia="Consolas" w:hAnsi="Consolas"/>
+          <w:color w:val="0F766E"/>
+          <w:sz w:val="19"/>
+          <w:szCs w:val="19"/>
+        </w:rPr>
+        <w:t xml:space="preserve">artifacts/evidence-manifest.json</w:t>
+      </w:r>
+      <w:r>
+        <w:rPr>
+          <w:rFonts w:ascii="Calibri" w:cs="Calibri" w:eastAsia="Calibri" w:hAnsi="Calibri"/>
+          <w:b w:val="false"/>
+          <w:bCs w:val="false"/>
+          <w:i w:val="false"/>
+          <w:iCs w:val="false"/>
+          <w:color w:val="23303C"/>
+          <w:sz w:val="21"/>
+          <w:szCs w:val="21"/>
+        </w:rPr>
+        <w:t xml:space="preserve">.</w:t>
+      </w:r>
+    </w:p>
+    <w:p>
+      <w:pPr>
+        <w:pStyle w:val="Heading2"/>
+        <w:spacing w:after="110" w:before="280"/>
+      </w:pPr>
+      <w:r>
+        <w:rPr>
+          <w:rFonts w:ascii="Calibri" w:cs="Calibri" w:eastAsia="Calibri" w:hAnsi="Calibri"/>
+          <w:b/>
+          <w:bCs/>
+          <w:color w:val="11161C"/>
+          <w:sz w:val="25"/>
+          <w:szCs w:val="25"/>
+        </w:rPr>
+        <w:t xml:space="preserve">10.2 The attestation itself</w:t>
+      </w:r>
+    </w:p>
+    <w:p>
+      <w:pPr>
+        <w:spacing w:after="150" w:line="290"/>
+      </w:pPr>
+      <w:r>
+        <w:rPr>
+          <w:rFonts w:ascii="Calibri" w:cs="Calibri" w:eastAsia="Calibri" w:hAnsi="Calibri"/>
+          <w:b w:val="false"/>
+          <w:bCs w:val="false"/>
+          <w:i w:val="false"/>
+          <w:iCs w:val="false"/>
+          <w:color w:val="23303C"/>
+          <w:sz w:val="21"/>
+          <w:szCs w:val="21"/>
+        </w:rPr>
+        <w:t xml:space="preserve">The quote in the final receipt is a real Intel TDX v4 quote, 5,010 bytes, TEE type </w:t>
+      </w:r>
+      <w:r>
+        <w:rPr>
+          <w:rFonts w:ascii="Consolas" w:cs="Consolas" w:eastAsia="Consolas" w:hAnsi="Consolas"/>
+          <w:color w:val="0F766E"/>
+          <w:sz w:val="19"/>
+          <w:szCs w:val="19"/>
+        </w:rPr>
+        <w:t xml:space="preserve">0x81</w:t>
+      </w:r>
+      <w:r>
+        <w:rPr>
+          <w:rFonts w:ascii="Calibri" w:cs="Calibri" w:eastAsia="Calibri" w:hAnsi="Calibri"/>
+          <w:b w:val="false"/>
+          <w:bCs w:val="false"/>
+          <w:i w:val="false"/>
+          <w:iCs w:val="false"/>
+          <w:color w:val="23303C"/>
+          <w:sz w:val="21"/>
+          <w:szCs w:val="21"/>
+        </w:rPr>
+        <w:t xml:space="preserve">, carrying the dstack format label </w:t>
+      </w:r>
+      <w:r>
+        <w:rPr>
+          <w:rFonts w:ascii="Consolas" w:cs="Consolas" w:eastAsia="Consolas" w:hAnsi="Consolas"/>
+          <w:color w:val="0F766E"/>
+          <w:sz w:val="19"/>
+          <w:szCs w:val="19"/>
+        </w:rPr>
+        <w:t xml:space="preserve">dstack.tdx.v4</w:t>
+      </w:r>
+      <w:r>
+        <w:rPr>
+          <w:rFonts w:ascii="Calibri" w:cs="Calibri" w:eastAsia="Calibri" w:hAnsi="Calibri"/>
+          <w:b w:val="false"/>
+          <w:bCs w:val="false"/>
+          <w:i w:val="false"/>
+          <w:iCs w:val="false"/>
+          <w:color w:val="23303C"/>
+          <w:sz w:val="21"/>
+          <w:szCs w:val="21"/>
+        </w:rPr>
+        <w:t xml:space="preserve"> and chaining to root </w:t>
+      </w:r>
+      <w:r>
+        <w:rPr>
+          <w:rFonts w:ascii="Consolas" w:cs="Consolas" w:eastAsia="Consolas" w:hAnsi="Consolas"/>
+          <w:color w:val="0F766E"/>
+          <w:sz w:val="19"/>
+          <w:szCs w:val="19"/>
+        </w:rPr>
+        <w:t xml:space="preserve">intel-dcap</w:t>
+      </w:r>
+      <w:r>
+        <w:rPr>
+          <w:rFonts w:ascii="Calibri" w:cs="Calibri" w:eastAsia="Calibri" w:hAnsi="Calibri"/>
+          <w:b w:val="false"/>
+          <w:bCs w:val="false"/>
+          <w:i w:val="false"/>
+          <w:iCs w:val="false"/>
+          <w:color w:val="23303C"/>
+          <w:sz w:val="21"/>
+          <w:szCs w:val="21"/>
+        </w:rPr>
+        <w:t xml:space="preserve">:</w:t>
+      </w:r>
+    </w:p>
+    <w:p>
+      <w:pPr>
+        <w:shd w:fill="F4F7F8" w:color="auto" w:val="clear"/>
+        <w:spacing w:after="0" w:before="60" w:line="220"/>
+        <w:ind w:left="170" w:right="170"/>
+      </w:pPr>
+      <w:r>
+        <w:rPr>
+          <w:rFonts w:ascii="Consolas" w:cs="Consolas" w:eastAsia="Consolas" w:hAnsi="Consolas"/>
+          <w:color w:val="1F3A3A"/>
+          <w:sz w:val="16"/>
+          <w:szCs w:val="16"/>
+        </w:rPr>
+        <w:t xml:space="preserve">quote_sha256  d02f6bc12eaf3a91f0416478c7aa1d0b33d210a891b6b189ea40a5ead2eb218f</w:t>
+      </w:r>
+    </w:p>
+    <w:p>
+      <w:pPr>
+        <w:shd w:fill="F4F7F8" w:color="auto" w:val="clear"/>
+        <w:spacing w:after="0" w:before="0" w:line="220"/>
+        <w:ind w:left="170" w:right="170"/>
+      </w:pPr>
+      <w:r>
+        <w:rPr>
+          <w:rFonts w:ascii="Consolas" w:cs="Consolas" w:eastAsia="Consolas" w:hAnsi="Consolas"/>
+          <w:color w:val="1F3A3A"/>
+          <w:sz w:val="16"/>
+          <w:szCs w:val="16"/>
+        </w:rPr>
+        <w:t xml:space="preserve">mrtd          f06dfda6dce1cf904d4e2bab1dc370634cf95cefa2ceb2de2eee127c93826980…</w:t>
+      </w:r>
+    </w:p>
+    <w:p>
+      <w:pPr>
+        <w:shd w:fill="F4F7F8" w:color="auto" w:val="clear"/>
+        <w:spacing w:after="0" w:before="0" w:line="220"/>
+        <w:ind w:left="170" w:right="170"/>
+      </w:pPr>
+      <w:r>
+        <w:rPr>
+          <w:rFonts w:ascii="Consolas" w:cs="Consolas" w:eastAsia="Consolas" w:hAnsi="Consolas"/>
+          <w:color w:val="1F3A3A"/>
+          <w:sz w:val="16"/>
+          <w:szCs w:val="16"/>
+        </w:rPr>
+        <w:t xml:space="preserve">rtmr0         68102e7b524af310f7b7d426ce75481e36c40f5d513a9009c046e9d37e31551f…</w:t>
+      </w:r>
+    </w:p>
+    <w:p>
+      <w:pPr>
+        <w:shd w:fill="F4F7F8" w:color="auto" w:val="clear"/>
+        <w:spacing w:after="0" w:before="0" w:line="220"/>
+        <w:ind w:left="170" w:right="170"/>
+      </w:pPr>
+      <w:r>
+        <w:rPr>
+          <w:rFonts w:ascii="Consolas" w:cs="Consolas" w:eastAsia="Consolas" w:hAnsi="Consolas"/>
+          <w:color w:val="1F3A3A"/>
+          <w:sz w:val="16"/>
+          <w:szCs w:val="16"/>
+        </w:rPr>
+        <w:t xml:space="preserve">rtmr3         c15d0c44b1df839c46436fa2d178ecc1b1512889…</w:t>
+      </w:r>
+    </w:p>
+    <w:p>
+      <w:pPr>
+        <w:shd w:fill="F4F7F8" w:color="auto" w:val="clear"/>
+        <w:spacing w:after="0" w:before="0" w:line="220"/>
+        <w:ind w:left="170" w:right="170"/>
+      </w:pPr>
+      <w:r>
+        <w:rPr>
+          <w:rFonts w:ascii="Consolas" w:cs="Consolas" w:eastAsia="Consolas" w:hAnsi="Consolas"/>
+          <w:color w:val="1F3A3A"/>
+          <w:sz w:val="16"/>
+          <w:szCs w:val="16"/>
+        </w:rPr>
+        <w:t xml:space="preserve">signing key   cool-enclave-f06dfda6dc   (derived from the measurement)</w:t>
+      </w:r>
+    </w:p>
+    <w:p>
+      <w:pPr>
+        <w:spacing w:after="160" w:before="80"/>
+      </w:pPr>
+      <w:r>
+        <w:rPr>
+          <w:rFonts w:ascii="Calibri" w:cs="Calibri" w:eastAsia="Calibri" w:hAnsi="Calibri"/>
+          <w:i/>
+          <w:iCs/>
+          <w:color w:val="6B7785"/>
+          <w:sz w:val="17"/>
+          <w:szCs w:val="17"/>
+        </w:rPr>
+        <w:t xml:space="preserve">From artifacts/closure/verification/attestation-domain-final.json and the in-CVM status output.</w:t>
+      </w:r>
+    </w:p>
+    <w:p>
+      <w:pPr>
+        <w:spacing w:after="150" w:line="290"/>
+      </w:pPr>
+      <w:r>
+        <w:rPr>
+          <w:rFonts w:ascii="Calibri" w:cs="Calibri" w:eastAsia="Calibri" w:hAnsi="Calibri"/>
+          <w:b w:val="false"/>
+          <w:bCs w:val="false"/>
+          <w:i w:val="false"/>
+          <w:iCs w:val="false"/>
+          <w:color w:val="23303C"/>
+          <w:sz w:val="21"/>
+          <w:szCs w:val="21"/>
+        </w:rPr>
+        <w:t xml:space="preserve">It was verified two independent ways:</w:t>
+      </w:r>
+    </w:p>
+    <w:p>
+      <w:pPr>
+        <w:pStyle w:val="ListParagraph"/>
+        <w:numPr>
+          <w:ilvl w:val="0"/>
+          <w:numId w:val="3"/>
+        </w:numPr>
+        <w:spacing w:after="70" w:line="280"/>
+      </w:pPr>
+      <w:r>
+        <w:rPr>
+          <w:rFonts w:ascii="Calibri" w:cs="Calibri" w:eastAsia="Calibri" w:hAnsi="Calibri"/>
+          <w:b/>
+          <w:bCs/>
+          <w:i w:val="false"/>
+          <w:iCs w:val="false"/>
+          <w:color w:val="23303C"/>
+          <w:sz w:val="21"/>
+          <w:szCs w:val="21"/>
+        </w:rPr>
+        <w:t xml:space="preserve">Online, by Phala Cloud's attestation service</w:t>
+      </w:r>
+      <w:r>
+        <w:rPr>
+          <w:rFonts w:ascii="Calibri" w:cs="Calibri" w:eastAsia="Calibri" w:hAnsi="Calibri"/>
+          <w:b w:val="false"/>
+          <w:bCs w:val="false"/>
+          <w:i w:val="false"/>
+          <w:iCs w:val="false"/>
+          <w:color w:val="23303C"/>
+          <w:sz w:val="21"/>
+          <w:szCs w:val="21"/>
+        </w:rPr>
+        <w:t xml:space="preserve"> — </w:t>
+      </w:r>
+      <w:r>
+        <w:rPr>
+          <w:rFonts w:ascii="Consolas" w:cs="Consolas" w:eastAsia="Consolas" w:hAnsi="Consolas"/>
+          <w:color w:val="0F766E"/>
+          <w:sz w:val="19"/>
+          <w:szCs w:val="19"/>
+        </w:rPr>
+        <w:t xml:space="preserve">POST https://cloud-api.phala.com/api/v1/attestations/verify</w:t>
+      </w:r>
+      <w:r>
+        <w:rPr>
+          <w:rFonts w:ascii="Calibri" w:cs="Calibri" w:eastAsia="Calibri" w:hAnsi="Calibri"/>
+          <w:b w:val="false"/>
+          <w:bCs w:val="false"/>
+          <w:i w:val="false"/>
+          <w:iCs w:val="false"/>
+          <w:color w:val="23303C"/>
+          <w:sz w:val="21"/>
+          <w:szCs w:val="21"/>
+        </w:rPr>
+        <w:t xml:space="preserve">, HTTP 200, </w:t>
+      </w:r>
+      <w:r>
+        <w:rPr>
+          <w:rFonts w:ascii="Consolas" w:cs="Consolas" w:eastAsia="Consolas" w:hAnsi="Consolas"/>
+          <w:color w:val="0F766E"/>
+          <w:sz w:val="19"/>
+          <w:szCs w:val="19"/>
+        </w:rPr>
+        <w:t xml:space="preserve">verified: true</w:t>
+      </w:r>
+      <w:r>
+        <w:rPr>
+          <w:rFonts w:ascii="Calibri" w:cs="Calibri" w:eastAsia="Calibri" w:hAnsi="Calibri"/>
+          <w:b w:val="false"/>
+          <w:bCs w:val="false"/>
+          <w:i w:val="false"/>
+          <w:iCs w:val="false"/>
+          <w:color w:val="23303C"/>
+          <w:sz w:val="21"/>
+          <w:szCs w:val="21"/>
+        </w:rPr>
+        <w:t xml:space="preserve">. The full 26 KB response, including the Intel PCK CRL, TCB info and QE identity collateral, is archived verbatim.</w:t>
+      </w:r>
+    </w:p>
+    <w:p>
+      <w:pPr>
+        <w:pStyle w:val="ListParagraph"/>
+        <w:numPr>
+          <w:ilvl w:val="0"/>
+          <w:numId w:val="3"/>
+        </w:numPr>
+        <w:spacing w:after="70" w:line="280"/>
+      </w:pPr>
+      <w:r>
+        <w:rPr>
+          <w:rFonts w:ascii="Calibri" w:cs="Calibri" w:eastAsia="Calibri" w:hAnsi="Calibri"/>
+          <w:b/>
+          <w:bCs/>
+          <w:i w:val="false"/>
+          <w:iCs w:val="false"/>
+          <w:color w:val="23303C"/>
+          <w:sz w:val="21"/>
+          <w:szCs w:val="21"/>
+        </w:rPr>
+        <w:t xml:space="preserve">Locally, against that archived collateral</w:t>
+      </w:r>
+      <w:r>
+        <w:rPr>
+          <w:rFonts w:ascii="Calibri" w:cs="Calibri" w:eastAsia="Calibri" w:hAnsi="Calibri"/>
+          <w:b w:val="false"/>
+          <w:bCs w:val="false"/>
+          <w:i w:val="false"/>
+          <w:iCs w:val="false"/>
+          <w:color w:val="23303C"/>
+          <w:sz w:val="21"/>
+          <w:szCs w:val="21"/>
+        </w:rPr>
+        <w:t xml:space="preserve"> — a check with </w:t>
+      </w:r>
+      <w:r>
+        <w:rPr>
+          <w:rFonts w:ascii="Consolas" w:cs="Consolas" w:eastAsia="Consolas" w:hAnsi="Consolas"/>
+          <w:color w:val="0F766E"/>
+          <w:sz w:val="19"/>
+          <w:szCs w:val="19"/>
+        </w:rPr>
+        <w:t xml:space="preserve">@phala/dcap-qvl</w:t>
+      </w:r>
+      <w:r>
+        <w:rPr>
+          <w:rFonts w:ascii="Calibri" w:cs="Calibri" w:eastAsia="Calibri" w:hAnsi="Calibri"/>
+          <w:b w:val="false"/>
+          <w:bCs w:val="false"/>
+          <w:i w:val="false"/>
+          <w:iCs w:val="false"/>
+          <w:color w:val="23303C"/>
+          <w:sz w:val="21"/>
+          <w:szCs w:val="21"/>
+        </w:rPr>
+        <w:t xml:space="preserve"> passed with TCB status </w:t>
+      </w:r>
+      <w:r>
+        <w:rPr>
+          <w:rFonts w:ascii="Consolas" w:cs="Consolas" w:eastAsia="Consolas" w:hAnsi="Consolas"/>
+          <w:color w:val="0F766E"/>
+          <w:sz w:val="19"/>
+          <w:szCs w:val="19"/>
+        </w:rPr>
+        <w:t xml:space="preserve">UpToDate</w:t>
+      </w:r>
+      <w:r>
+        <w:rPr>
+          <w:rFonts w:ascii="Calibri" w:cs="Calibri" w:eastAsia="Calibri" w:hAnsi="Calibri"/>
+          <w:b w:val="false"/>
+          <w:bCs w:val="false"/>
+          <w:i w:val="false"/>
+          <w:iCs w:val="false"/>
+          <w:color w:val="23303C"/>
+          <w:sz w:val="21"/>
+          <w:szCs w:val="21"/>
+        </w:rPr>
+        <w:t xml:space="preserve"> and no advisory IDs. This is offline </w:t>
+      </w:r>
+      <w:r>
+        <w:rPr>
+          <w:rFonts w:ascii="Calibri" w:cs="Calibri" w:eastAsia="Calibri" w:hAnsi="Calibri"/>
+          <w:b w:val="false"/>
+          <w:bCs w:val="false"/>
+          <w:i/>
+          <w:iCs/>
+          <w:color w:val="23303C"/>
+          <w:sz w:val="21"/>
+          <w:szCs w:val="21"/>
+        </w:rPr>
+        <w:t xml:space="preserve">at verify time</w:t>
+      </w:r>
+      <w:r>
+        <w:rPr>
+          <w:rFonts w:ascii="Calibri" w:cs="Calibri" w:eastAsia="Calibri" w:hAnsi="Calibri"/>
+          <w:b w:val="false"/>
+          <w:bCs w:val="false"/>
+          <w:i w:val="false"/>
+          <w:iCs w:val="false"/>
+          <w:color w:val="23303C"/>
+          <w:sz w:val="21"/>
+          <w:szCs w:val="21"/>
+        </w:rPr>
+        <w:t xml:space="preserve">; the collateral came from Phala's API and the library is Phala-authored, so it is a second check rather than a fully independent one.</w:t>
+      </w:r>
+    </w:p>
+    <w:p>
+      <w:pPr>
+        <w:spacing w:after="80"/>
+      </w:pPr>
+    </w:p>
+    <w:p>
+      <w:pPr>
+        <w:spacing w:after="150" w:line="290"/>
+      </w:pPr>
+      <w:r>
+        <w:rPr>
+          <w:rFonts w:ascii="Calibri" w:cs="Calibri" w:eastAsia="Calibri" w:hAnsi="Calibri"/>
+          <w:b w:val="false"/>
+          <w:bCs w:val="false"/>
+          <w:i w:val="false"/>
+          <w:iCs w:val="false"/>
+          <w:color w:val="23303C"/>
+          <w:sz w:val="21"/>
+          <w:szCs w:val="21"/>
+        </w:rPr>
+        <w:t xml:space="preserve">The negative control is the part that matters: a </w:t>
+      </w:r>
+      <w:r>
+        <w:rPr>
+          <w:rFonts w:ascii="Calibri" w:cs="Calibri" w:eastAsia="Calibri" w:hAnsi="Calibri"/>
+          <w:b/>
+          <w:bCs/>
+          <w:i w:val="false"/>
+          <w:iCs w:val="false"/>
+          <w:color w:val="23303C"/>
+          <w:sz w:val="21"/>
+          <w:szCs w:val="21"/>
+        </w:rPr>
+        <w:t xml:space="preserve">single flipped byte</w:t>
+      </w:r>
+      <w:r>
+        <w:rPr>
+          <w:rFonts w:ascii="Calibri" w:cs="Calibri" w:eastAsia="Calibri" w:hAnsi="Calibri"/>
+          <w:b w:val="false"/>
+          <w:bCs w:val="false"/>
+          <w:i w:val="false"/>
+          <w:iCs w:val="false"/>
+          <w:color w:val="23303C"/>
+          <w:sz w:val="21"/>
+          <w:szCs w:val="21"/>
+        </w:rPr>
+        <w:t xml:space="preserve"> in the quote caused Phala's service to return </w:t>
+      </w:r>
+      <w:r>
+        <w:rPr>
+          <w:rFonts w:ascii="Consolas" w:cs="Consolas" w:eastAsia="Consolas" w:hAnsi="Consolas"/>
+          <w:color w:val="0F766E"/>
+          <w:sz w:val="19"/>
+          <w:szCs w:val="19"/>
+        </w:rPr>
+        <w:t xml:space="preserve">verified: false</w:t>
+      </w:r>
+      <w:r>
+        <w:rPr>
+          <w:rFonts w:ascii="Calibri" w:cs="Calibri" w:eastAsia="Calibri" w:hAnsi="Calibri"/>
+          <w:b w:val="false"/>
+          <w:bCs w:val="false"/>
+          <w:i w:val="false"/>
+          <w:iCs w:val="false"/>
+          <w:color w:val="23303C"/>
+          <w:sz w:val="21"/>
+          <w:szCs w:val="21"/>
+        </w:rPr>
+        <w:t xml:space="preserve">, the local check to reject it, and the receipt to fail both the attestation and enclave domains.</w:t>
+      </w:r>
+    </w:p>
+    <w:p>
+      <w:pPr>
+        <w:pStyle w:val="Heading2"/>
+        <w:spacing w:after="110" w:before="280"/>
+      </w:pPr>
+      <w:r>
+        <w:rPr>
+          <w:rFonts w:ascii="Calibri" w:cs="Calibri" w:eastAsia="Calibri" w:hAnsi="Calibri"/>
+          <w:b/>
+          <w:bCs/>
+          <w:color w:val="11161C"/>
+          <w:sz w:val="25"/>
+          <w:szCs w:val="25"/>
+        </w:rPr>
+        <w:t xml:space="preserve">10.3 What the verifier returned</w:t>
+      </w:r>
+    </w:p>
+    <w:p>
+      <w:pPr>
+        <w:spacing w:after="150" w:line="290"/>
+      </w:pPr>
+      <w:r>
+        <w:rPr>
+          <w:rFonts w:ascii="Calibri" w:cs="Calibri" w:eastAsia="Calibri" w:hAnsi="Calibri"/>
+          <w:b w:val="false"/>
+          <w:bCs w:val="false"/>
+          <w:i w:val="false"/>
+          <w:iCs w:val="false"/>
+          <w:color w:val="23303C"/>
+          <w:sz w:val="21"/>
+          <w:szCs w:val="21"/>
+        </w:rPr>
+        <w:t xml:space="preserve">Run outside the CVM, on the witnessed final receipt, with </w:t>
+      </w:r>
+      <w:r>
+        <w:rPr>
+          <w:rFonts w:ascii="Consolas" w:cs="Consolas" w:eastAsia="Consolas" w:hAnsi="Consolas"/>
+          <w:color w:val="0F766E"/>
+          <w:sz w:val="19"/>
+          <w:szCs w:val="19"/>
+        </w:rPr>
+        <w:t xml:space="preserve">requireHardware</w:t>
+      </w:r>
+      <w:r>
+        <w:rPr>
+          <w:rFonts w:ascii="Calibri" w:cs="Calibri" w:eastAsia="Calibri" w:hAnsi="Calibri"/>
+          <w:b w:val="false"/>
+          <w:bCs w:val="false"/>
+          <w:i w:val="false"/>
+          <w:iCs w:val="false"/>
+          <w:color w:val="23303C"/>
+          <w:sz w:val="21"/>
+          <w:szCs w:val="21"/>
+        </w:rPr>
+        <w:t xml:space="preserve">, the Phala quote verifier, the deployment's own measurement pin and a witness threshold of 1:</w:t>
+      </w:r>
+    </w:p>
+    <w:p>
+      <w:pPr>
+        <w:shd w:fill="F4F7F8" w:color="auto" w:val="clear"/>
+        <w:spacing w:after="0" w:before="60" w:line="220"/>
+        <w:ind w:left="170" w:right="170"/>
+      </w:pPr>
+      <w:r>
+        <w:rPr>
+          <w:rFonts w:ascii="Consolas" w:cs="Consolas" w:eastAsia="Consolas" w:hAnsi="Consolas"/>
+          <w:color w:val="1F3A3A"/>
+          <w:sz w:val="16"/>
+          <w:szCs w:val="16"/>
+        </w:rPr>
+        <w:t xml:space="preserve">ok: true</w:t>
+      </w:r>
+    </w:p>
+    <w:p>
+      <w:pPr>
+        <w:shd w:fill="F4F7F8" w:color="auto" w:val="clear"/>
+        <w:spacing w:after="0" w:before="0" w:line="220"/>
+        <w:ind w:left="170" w:right="170"/>
+      </w:pPr>
+      <w:r>
+        <w:rPr>
+          <w:rFonts w:ascii="Consolas" w:cs="Consolas" w:eastAsia="Consolas" w:hAnsi="Consolas"/>
+          <w:color w:val="1F3A3A"/>
+          <w:sz w:val="16"/>
+          <w:szCs w:val="16"/>
+        </w:rPr>
+        <w:t xml:space="preserve">  binding      pass</w:t>
+      </w:r>
+    </w:p>
+    <w:p>
+      <w:pPr>
+        <w:shd w:fill="F4F7F8" w:color="auto" w:val="clear"/>
+        <w:spacing w:after="0" w:before="0" w:line="220"/>
+        <w:ind w:left="170" w:right="170"/>
+      </w:pPr>
+      <w:r>
+        <w:rPr>
+          <w:rFonts w:ascii="Consolas" w:cs="Consolas" w:eastAsia="Consolas" w:hAnsi="Consolas"/>
+          <w:color w:val="1F3A3A"/>
+          <w:sz w:val="16"/>
+          <w:szCs w:val="16"/>
+        </w:rPr>
+        <w:t xml:space="preserve">  signature    pass</w:t>
+      </w:r>
+    </w:p>
+    <w:p>
+      <w:pPr>
+        <w:shd w:fill="F4F7F8" w:color="auto" w:val="clear"/>
+        <w:spacing w:after="0" w:before="0" w:line="220"/>
+        <w:ind w:left="170" w:right="170"/>
+      </w:pPr>
+      <w:r>
+        <w:rPr>
+          <w:rFonts w:ascii="Consolas" w:cs="Consolas" w:eastAsia="Consolas" w:hAnsi="Consolas"/>
+          <w:color w:val="1F3A3A"/>
+          <w:sz w:val="16"/>
+          <w:szCs w:val="16"/>
+        </w:rPr>
+        <w:t xml:space="preserve">  inclusion    pass        leaf 7 of an 8-entry tree, audit path length 3</w:t>
+      </w:r>
+    </w:p>
+    <w:p>
+      <w:pPr>
+        <w:shd w:fill="F4F7F8" w:color="auto" w:val="clear"/>
+        <w:spacing w:after="0" w:before="0" w:line="220"/>
+        <w:ind w:left="170" w:right="170"/>
+      </w:pPr>
+      <w:r>
+        <w:rPr>
+          <w:rFonts w:ascii="Consolas" w:cs="Consolas" w:eastAsia="Consolas" w:hAnsi="Consolas"/>
+          <w:color w:val="1F3A3A"/>
+          <w:sz w:val="16"/>
+          <w:szCs w:val="16"/>
+        </w:rPr>
+        <w:t xml:space="preserve">  witnesses    pass        1 independent co-signature</w:t>
+      </w:r>
+    </w:p>
+    <w:p>
+      <w:pPr>
+        <w:shd w:fill="F4F7F8" w:color="auto" w:val="clear"/>
+        <w:spacing w:after="0" w:before="0" w:line="220"/>
+        <w:ind w:left="170" w:right="170"/>
+      </w:pPr>
+      <w:r>
+        <w:rPr>
+          <w:rFonts w:ascii="Consolas" w:cs="Consolas" w:eastAsia="Consolas" w:hAnsi="Consolas"/>
+          <w:color w:val="1F3A3A"/>
+          <w:sz w:val="16"/>
+          <w:szCs w:val="16"/>
+        </w:rPr>
+        <w:t xml:space="preserve">  attestation  pass        TDX v4 quote verified against intel-dcap</w:t>
+      </w:r>
+    </w:p>
+    <w:p>
+      <w:pPr>
+        <w:shd w:fill="F4F7F8" w:color="auto" w:val="clear"/>
+        <w:spacing w:after="0" w:before="0" w:line="220"/>
+        <w:ind w:left="170" w:right="170"/>
+      </w:pPr>
+      <w:r>
+        <w:rPr>
+          <w:rFonts w:ascii="Consolas" w:cs="Consolas" w:eastAsia="Consolas" w:hAnsi="Consolas"/>
+          <w:color w:val="1F3A3A"/>
+          <w:sz w:val="16"/>
+          <w:szCs w:val="16"/>
+        </w:rPr>
+        <w:t xml:space="preserve">  enclave      pass        registers equal the raw quote; report_data binds the key</w:t>
+      </w:r>
+    </w:p>
+    <w:p>
+      <w:pPr>
+        <w:shd w:fill="F4F7F8" w:color="auto" w:val="clear"/>
+        <w:spacing w:after="0" w:before="0" w:line="220"/>
+        <w:ind w:left="170" w:right="170"/>
+      </w:pPr>
+      <w:r>
+        <w:rPr>
+          <w:rFonts w:ascii="Consolas" w:cs="Consolas" w:eastAsia="Consolas" w:hAnsi="Consolas"/>
+          <w:color w:val="1F3A3A"/>
+          <w:sz w:val="16"/>
+          <w:szCs w:val="16"/>
+        </w:rPr>
+        <w:t xml:space="preserve">  anchor       absent      no OpenTimestamps anchor attached</w:t>
+      </w:r>
+    </w:p>
+    <w:p>
+      <w:pPr>
+        <w:spacing w:after="160" w:before="80"/>
+      </w:pPr>
+      <w:r>
+        <w:rPr>
+          <w:rFonts w:ascii="Calibri" w:cs="Calibri" w:eastAsia="Calibri" w:hAnsi="Calibri"/>
+          <w:i/>
+          <w:iCs/>
+          <w:color w:val="6B7785"/>
+          <w:sz w:val="17"/>
+          <w:szCs w:val="17"/>
+        </w:rPr>
+        <w:t xml:space="preserve">artifacts/closure/verification/final-external-verification.json</w:t>
+      </w:r>
+    </w:p>
+    <w:p>
+      <w:pPr>
+        <w:spacing w:after="150" w:line="290"/>
+      </w:pPr>
+      <w:r>
+        <w:rPr>
+          <w:rFonts w:ascii="Consolas" w:cs="Consolas" w:eastAsia="Consolas" w:hAnsi="Consolas"/>
+          <w:color w:val="0F766E"/>
+          <w:sz w:val="19"/>
+          <w:szCs w:val="19"/>
+        </w:rPr>
+        <w:t xml:space="preserve">attestation: pass</w:t>
+      </w:r>
+      <w:r>
+        <w:rPr>
+          <w:rFonts w:ascii="Calibri" w:cs="Calibri" w:eastAsia="Calibri" w:hAnsi="Calibri"/>
+          <w:b w:val="false"/>
+          <w:bCs w:val="false"/>
+          <w:i w:val="false"/>
+          <w:iCs w:val="false"/>
+          <w:color w:val="23303C"/>
+          <w:sz w:val="21"/>
+          <w:szCs w:val="21"/>
+        </w:rPr>
+        <w:t xml:space="preserve"> is the line that could not be reached before. The verifier's own rule is that the domain passes </w:t>
+      </w:r>
+      <w:r>
+        <w:rPr>
+          <w:rFonts w:ascii="Calibri" w:cs="Calibri" w:eastAsia="Calibri" w:hAnsi="Calibri"/>
+          <w:b/>
+          <w:bCs/>
+          <w:i w:val="false"/>
+          <w:iCs w:val="false"/>
+          <w:color w:val="23303C"/>
+          <w:sz w:val="21"/>
+          <w:szCs w:val="21"/>
+        </w:rPr>
+        <w:t xml:space="preserve">only</w:t>
+      </w:r>
+      <w:r>
+        <w:rPr>
+          <w:rFonts w:ascii="Calibri" w:cs="Calibri" w:eastAsia="Calibri" w:hAnsi="Calibri"/>
+          <w:b w:val="false"/>
+          <w:bCs w:val="false"/>
+          <w:i w:val="false"/>
+          <w:iCs w:val="false"/>
+          <w:color w:val="23303C"/>
+          <w:sz w:val="21"/>
+          <w:szCs w:val="21"/>
+        </w:rPr>
+        <w:t xml:space="preserve"> when a configured verifier chains real vendor quote bytes to a vendor root — there is no software-only path to it, which is exactly why the status is worth something now that it has been observed.</w:t>
+      </w:r>
+    </w:p>
+    <w:p>
+      <w:pPr>
+        <w:pStyle w:val="Heading2"/>
+        <w:spacing w:after="110" w:before="280"/>
+      </w:pPr>
+      <w:r>
+        <w:rPr>
+          <w:rFonts w:ascii="Calibri" w:cs="Calibri" w:eastAsia="Calibri" w:hAnsi="Calibri"/>
+          <w:b/>
+          <w:bCs/>
+          <w:color w:val="11161C"/>
+          <w:sz w:val="25"/>
+          <w:szCs w:val="25"/>
+        </w:rPr>
+        <w:t xml:space="preserve">10.4 Observed from inside the TD</w:t>
+      </w:r>
+    </w:p>
+    <w:p>
+      <w:pPr>
+        <w:spacing w:after="150" w:line="290"/>
+      </w:pPr>
+      <w:r>
+        <w:rPr>
+          <w:rFonts w:ascii="Calibri" w:cs="Calibri" w:eastAsia="Calibri" w:hAnsi="Calibri"/>
+          <w:b w:val="false"/>
+          <w:bCs w:val="false"/>
+          <w:i w:val="false"/>
+          <w:iCs w:val="false"/>
+          <w:color w:val="23303C"/>
+          <w:sz w:val="21"/>
+          <w:szCs w:val="21"/>
+        </w:rPr>
+        <w:t xml:space="preserve">CooL derives its runtime status from evidence rather than configuration. Inside the running CVM it reported:</w:t>
+      </w:r>
+    </w:p>
+    <w:p>
+      <w:pPr>
+        <w:shd w:fill="F4F7F8" w:color="auto" w:val="clear"/>
+        <w:spacing w:after="0" w:before="60" w:line="220"/>
+        <w:ind w:left="170" w:right="170"/>
+      </w:pPr>
+      <w:r>
+        <w:rPr>
+          <w:rFonts w:ascii="Consolas" w:cs="Consolas" w:eastAsia="Consolas" w:hAnsi="Consolas"/>
+          <w:color w:val="1F3A3A"/>
+          <w:sz w:val="16"/>
+          <w:szCs w:val="16"/>
+        </w:rPr>
+        <w:t xml:space="preserve">vendor        intel-tdx</w:t>
+      </w:r>
+    </w:p>
+    <w:p>
+      <w:pPr>
+        <w:shd w:fill="F4F7F8" w:color="auto" w:val="clear"/>
+        <w:spacing w:after="0" w:before="0" w:line="220"/>
+        <w:ind w:left="170" w:right="170"/>
+      </w:pPr>
+      <w:r>
+        <w:rPr>
+          <w:rFonts w:ascii="Consolas" w:cs="Consolas" w:eastAsia="Consolas" w:hAnsi="Consolas"/>
+          <w:color w:val="1F3A3A"/>
+          <w:sz w:val="16"/>
+          <w:szCs w:val="16"/>
+        </w:rPr>
+        <w:t xml:space="preserve">runtime       intel-tdx · REAL</w:t>
+      </w:r>
+    </w:p>
+    <w:p>
+      <w:pPr>
+        <w:shd w:fill="F4F7F8" w:color="auto" w:val="clear"/>
+        <w:spacing w:after="0" w:before="0" w:line="220"/>
+        <w:ind w:left="170" w:right="170"/>
+      </w:pPr>
+      <w:r>
+        <w:rPr>
+          <w:rFonts w:ascii="Consolas" w:cs="Consolas" w:eastAsia="Consolas" w:hAnsi="Consolas"/>
+          <w:color w:val="1F3A3A"/>
+          <w:sz w:val="16"/>
+          <w:szCs w:val="16"/>
+        </w:rPr>
+        <w:t xml:space="preserve">why           dstack evidence complete; quote verified against a vendor root</w:t>
+      </w:r>
+    </w:p>
+    <w:p>
+      <w:pPr>
+        <w:shd w:fill="F4F7F8" w:color="auto" w:val="clear"/>
+        <w:spacing w:after="0" w:before="0" w:line="220"/>
+        <w:ind w:left="170" w:right="170"/>
+      </w:pPr>
+      <w:r>
+        <w:rPr>
+          <w:rFonts w:ascii="Consolas" w:cs="Consolas" w:eastAsia="Consolas" w:hAnsi="Consolas"/>
+          <w:color w:val="1F3A3A"/>
+          <w:sz w:val="16"/>
+          <w:szCs w:val="16"/>
+        </w:rPr>
+        <w:t xml:space="preserve">hardware req  yes (fail-closed)</w:t>
+      </w:r>
+    </w:p>
+    <w:p>
+      <w:pPr>
+        <w:shd w:fill="F4F7F8" w:color="auto" w:val="clear"/>
+        <w:spacing w:after="0" w:before="0" w:line="220"/>
+        <w:ind w:left="170" w:right="170"/>
+      </w:pPr>
+      <w:r>
+        <w:rPr>
+          <w:rFonts w:ascii="Consolas" w:cs="Consolas" w:eastAsia="Consolas" w:hAnsi="Consolas"/>
+          <w:color w:val="1F3A3A"/>
+          <w:sz w:val="16"/>
+          <w:szCs w:val="16"/>
+        </w:rPr>
+        <w:t xml:space="preserve">app id        774f4f4493d59bdc5faf921dbfe28a1f92428f44</w:t>
+      </w:r>
+    </w:p>
+    <w:p>
+      <w:pPr>
+        <w:shd w:fill="F4F7F8" w:color="auto" w:val="clear"/>
+        <w:spacing w:after="0" w:before="0" w:line="220"/>
+        <w:ind w:left="170" w:right="170"/>
+      </w:pPr>
+      <w:r>
+        <w:rPr>
+          <w:rFonts w:ascii="Consolas" w:cs="Consolas" w:eastAsia="Consolas" w:hAnsi="Consolas"/>
+          <w:color w:val="1F3A3A"/>
+          <w:sz w:val="16"/>
+          <w:szCs w:val="16"/>
+        </w:rPr>
+        <w:t xml:space="preserve">instance      19b3510e3541561773a4d6feccb1ff3ee74b5cb3</w:t>
+      </w:r>
+    </w:p>
+    <w:p>
+      <w:pPr>
+        <w:shd w:fill="F4F7F8" w:color="auto" w:val="clear"/>
+        <w:spacing w:after="0" w:before="0" w:line="220"/>
+        <w:ind w:left="170" w:right="170"/>
+      </w:pPr>
+      <w:r>
+        <w:rPr>
+          <w:rFonts w:ascii="Consolas" w:cs="Consolas" w:eastAsia="Consolas" w:hAnsi="Consolas"/>
+          <w:color w:val="1F3A3A"/>
+          <w:sz w:val="16"/>
+          <w:szCs w:val="16"/>
+        </w:rPr>
+        <w:t xml:space="preserve">signing key   cool-enclave-f06dfda6dc (derived from the measurement)</w:t>
+      </w:r>
+    </w:p>
+    <w:p>
+      <w:pPr>
+        <w:spacing w:after="160"/>
+      </w:pPr>
+    </w:p>
+    <w:p>
+      <w:pPr>
+        <w:spacing w:after="150" w:line="290"/>
+      </w:pPr>
+      <w:r>
+        <w:rPr>
+          <w:rFonts w:ascii="Calibri" w:cs="Calibri" w:eastAsia="Calibri" w:hAnsi="Calibri"/>
+          <w:b w:val="false"/>
+          <w:bCs w:val="false"/>
+          <w:i w:val="false"/>
+          <w:iCs w:val="false"/>
+          <w:color w:val="23303C"/>
+          <w:sz w:val="21"/>
+          <w:szCs w:val="21"/>
+        </w:rPr>
+        <w:t xml:space="preserve">The same binary reported </w:t>
+      </w:r>
+      <w:r>
+        <w:rPr>
+          <w:rFonts w:ascii="Consolas" w:cs="Consolas" w:eastAsia="Consolas" w:hAnsi="Consolas"/>
+          <w:color w:val="0F766E"/>
+          <w:sz w:val="19"/>
+          <w:szCs w:val="19"/>
+        </w:rPr>
+        <w:t xml:space="preserve">UNVERIFIED</w:t>
+      </w:r>
+      <w:r>
+        <w:rPr>
+          <w:rFonts w:ascii="Calibri" w:cs="Calibri" w:eastAsia="Calibri" w:hAnsi="Calibri"/>
+          <w:b w:val="false"/>
+          <w:bCs w:val="false"/>
+          <w:i w:val="false"/>
+          <w:iCs w:val="false"/>
+          <w:color w:val="23303C"/>
+          <w:sz w:val="21"/>
+          <w:szCs w:val="21"/>
+        </w:rPr>
+        <w:t xml:space="preserve"> with no quote verifier configured, and </w:t>
+      </w:r>
+      <w:r>
+        <w:rPr>
+          <w:rFonts w:ascii="Consolas" w:cs="Consolas" w:eastAsia="Consolas" w:hAnsi="Consolas"/>
+          <w:color w:val="0F766E"/>
+          <w:sz w:val="19"/>
+          <w:szCs w:val="19"/>
+        </w:rPr>
+        <w:t xml:space="preserve">MEASUREMENT MISMATCH</w:t>
+      </w:r>
+      <w:r>
+        <w:rPr>
+          <w:rFonts w:ascii="Calibri" w:cs="Calibri" w:eastAsia="Calibri" w:hAnsi="Calibri"/>
+          <w:b w:val="false"/>
+          <w:bCs w:val="false"/>
+          <w:i w:val="false"/>
+          <w:iCs w:val="false"/>
+          <w:color w:val="23303C"/>
+          <w:sz w:val="21"/>
+          <w:szCs w:val="21"/>
+        </w:rPr>
+        <w:t xml:space="preserve"> (exit 1) against a wrong pin. The status is derived, not asserted.</w:t>
+      </w:r>
+    </w:p>
+    <w:p>
+      <w:pPr>
+        <w:pStyle w:val="Heading2"/>
+        <w:spacing w:after="110" w:before="280"/>
+      </w:pPr>
+      <w:r>
+        <w:rPr>
+          <w:rFonts w:ascii="Calibri" w:cs="Calibri" w:eastAsia="Calibri" w:hAnsi="Calibri"/>
+          <w:b/>
+          <w:bCs/>
+          <w:color w:val="11161C"/>
+          <w:sz w:val="25"/>
+          <w:szCs w:val="25"/>
+        </w:rPr>
+        <w:t xml:space="preserve">10.5 The rest of the campaign</w:t>
+      </w:r>
+    </w:p>
+    <w:tbl>
+      <w:tblPr>
+        <w:tblW w:type="dxa" w:w="10080"/>
+        <w:tblBorders>
+          <w:top w:val="single" w:color="auto" w:sz="4"/>
+          <w:left w:val="single" w:color="auto" w:sz="4"/>
+          <w:bottom w:val="single" w:color="auto" w:sz="4"/>
+          <w:right w:val="single" w:color="auto" w:sz="4"/>
+          <w:insideH w:val="single" w:color="auto" w:sz="4"/>
+          <w:insideV w:val="single" w:color="auto" w:sz="4"/>
+        </w:tblBorders>
+      </w:tblPr>
+      <w:tblGrid>
+        <w:gridCol w:w="1872"/>
+        <w:gridCol w:w="4608"/>
+        <w:gridCol w:w="3600"/>
+      </w:tblGrid>
+      <w:tr>
+        <w:trPr>
+          <w:tblHeader/>
+        </w:trPr>
+        <w:tc>
+          <w:tcPr>
+            <w:tcW w:type="dxa" w:w="1872"/>
+            <w:tcBorders>
+              <w:top w:val="none" w:color="FFFFFF" w:sz="0"/>
+              <w:left w:val="none" w:color="FFFFFF" w:sz="0"/>
+              <w:bottom w:val="single" w:color="D9E0E6" w:sz="2"/>
+              <w:right w:val="none" w:color="FFFFFF" w:sz="0"/>
+            </w:tcBorders>
+            <w:shd w:fill="EEF3F4" w:color="auto" w:val="clear"/>
+            <w:tcMar>
+              <w:top w:type="dxa" w:w="90"/>
+              <w:left w:type="dxa" w:w="110"/>
+              <w:bottom w:type="dxa" w:w="90"/>
+              <w:right w:type="dxa" w:w="110"/>
+            </w:tcMar>
+          </w:tcPr>
+          <w:p>
+            <w:pPr>
+              <w:spacing w:after="0" w:line="240"/>
+            </w:pPr>
+            <w:r>
+              <w:rPr>
+                <w:rFonts w:ascii="Calibri" w:cs="Calibri" w:eastAsia="Calibri" w:hAnsi="Calibri"/>
+                <w:b/>
+                <w:bCs/>
+                <w:i w:val="false"/>
+                <w:iCs w:val="false"/>
+                <w:color w:val="11161C"/>
+                <w:sz w:val="17"/>
+                <w:szCs w:val="17"/>
+              </w:rPr>
+              <w:t xml:space="preserve">Property</w:t>
+            </w:r>
+          </w:p>
+        </w:tc>
+        <w:tc>
+          <w:tcPr>
+            <w:tcW w:type="dxa" w:w="4608"/>
+            <w:tcBorders>
+              <w:top w:val="none" w:color="FFFFFF" w:sz="0"/>
+              <w:left w:val="none" w:color="FFFFFF" w:sz="0"/>
+              <w:bottom w:val="single" w:color="D9E0E6" w:sz="2"/>
+              <w:right w:val="none" w:color="FFFFFF" w:sz="0"/>
+            </w:tcBorders>
+            <w:shd w:fill="EEF3F4" w:color="auto" w:val="clear"/>
+            <w:tcMar>
+              <w:top w:type="dxa" w:w="90"/>
+              <w:left w:type="dxa" w:w="110"/>
+              <w:bottom w:type="dxa" w:w="90"/>
+              <w:right w:type="dxa" w:w="110"/>
+            </w:tcMar>
+          </w:tcPr>
+          <w:p>
+            <w:pPr>
+              <w:spacing w:after="0" w:line="240"/>
+            </w:pPr>
+            <w:r>
+              <w:rPr>
+                <w:rFonts w:ascii="Calibri" w:cs="Calibri" w:eastAsia="Calibri" w:hAnsi="Calibri"/>
+                <w:b/>
+                <w:bCs/>
+                <w:i w:val="false"/>
+                <w:iCs w:val="false"/>
+                <w:color w:val="11161C"/>
+                <w:sz w:val="17"/>
+                <w:szCs w:val="17"/>
+              </w:rPr>
+              <w:t xml:space="preserve">What was exercised</w:t>
+            </w:r>
+          </w:p>
+        </w:tc>
+        <w:tc>
+          <w:tcPr>
+            <w:tcW w:type="dxa" w:w="3600"/>
+            <w:tcBorders>
+              <w:top w:val="none" w:color="FFFFFF" w:sz="0"/>
+              <w:left w:val="none" w:color="FFFFFF" w:sz="0"/>
+              <w:bottom w:val="single" w:color="D9E0E6" w:sz="2"/>
+              <w:right w:val="none" w:color="FFFFFF" w:sz="0"/>
+            </w:tcBorders>
+            <w:shd w:fill="EEF3F4" w:color="auto" w:val="clear"/>
+            <w:tcMar>
+              <w:top w:type="dxa" w:w="90"/>
+              <w:left w:type="dxa" w:w="110"/>
+              <w:bottom w:type="dxa" w:w="90"/>
+              <w:right w:type="dxa" w:w="110"/>
+            </w:tcMar>
+          </w:tcPr>
+          <w:p>
+            <w:pPr>
+              <w:spacing w:after="0" w:line="240"/>
+            </w:pPr>
+            <w:r>
+              <w:rPr>
+                <w:rFonts w:ascii="Calibri" w:cs="Calibri" w:eastAsia="Calibri" w:hAnsi="Calibri"/>
+                <w:b/>
+                <w:bCs/>
+                <w:i w:val="false"/>
+                <w:iCs w:val="false"/>
+                <w:color w:val="11161C"/>
+                <w:sz w:val="17"/>
+                <w:szCs w:val="17"/>
+              </w:rPr>
+              <w:t xml:space="preserve">Negative control</w:t>
+            </w:r>
+          </w:p>
+        </w:tc>
+      </w:tr>
+      <w:tr>
+        <w:trPr>
+          <w:tblHeader w:val="off"/>
+        </w:trPr>
+        <w:tc>
+          <w:tcPr>
+            <w:tcW w:type="dxa" w:w="1872"/>
+            <w:tcBorders>
+              <w:top w:val="none" w:color="FFFFFF" w:sz="0"/>
+              <w:left w:val="none" w:color="FFFFFF" w:sz="0"/>
+              <w:bottom w:val="single" w:color="D9E0E6" w:sz="2"/>
+              <w:right w:val="none" w:color="FFFFFF" w:sz="0"/>
+            </w:tcBorders>
+            <w:tcMar>
+              <w:top w:type="dxa" w:w="90"/>
+              <w:left w:type="dxa" w:w="110"/>
+              <w:bottom w:type="dxa" w:w="90"/>
+              <w:right w:type="dxa" w:w="110"/>
+            </w:tcMar>
+          </w:tcPr>
+          <w:p>
+            <w:pPr>
+              <w:spacing w:after="0" w:line="240"/>
+            </w:pPr>
+            <w:r>
+              <w:rPr>
+                <w:rFonts w:ascii="Calibri" w:cs="Calibri" w:eastAsia="Calibri" w:hAnsi="Calibri"/>
+                <w:b w:val="false"/>
+                <w:bCs w:val="false"/>
+                <w:i w:val="false"/>
+                <w:iCs w:val="false"/>
+                <w:color w:val="23303C"/>
+                <w:sz w:val="18"/>
+                <w:szCs w:val="18"/>
+              </w:rPr>
+              <w:t xml:space="preserve">Transparency log</w:t>
+            </w:r>
+          </w:p>
+        </w:tc>
+        <w:tc>
+          <w:tcPr>
+            <w:tcW w:type="dxa" w:w="4608"/>
+            <w:tcBorders>
+              <w:top w:val="none" w:color="FFFFFF" w:sz="0"/>
+              <w:left w:val="none" w:color="FFFFFF" w:sz="0"/>
+              <w:bottom w:val="single" w:color="D9E0E6" w:sz="2"/>
+              <w:right w:val="none" w:color="FFFFFF" w:sz="0"/>
+            </w:tcBorders>
+            <w:tcMar>
+              <w:top w:type="dxa" w:w="90"/>
+              <w:left w:type="dxa" w:w="110"/>
+              <w:bottom w:type="dxa" w:w="90"/>
+              <w:right w:type="dxa" w:w="110"/>
+            </w:tcMar>
+          </w:tcPr>
+          <w:p>
+            <w:pPr>
+              <w:spacing w:after="0" w:line="240"/>
+            </w:pPr>
+            <w:r>
+              <w:rPr>
+                <w:rFonts w:ascii="Calibri" w:cs="Calibri" w:eastAsia="Calibri" w:hAnsi="Calibri"/>
+                <w:b w:val="false"/>
+                <w:bCs w:val="false"/>
+                <w:i w:val="false"/>
+                <w:iCs w:val="false"/>
+                <w:color w:val="23303C"/>
+                <w:sz w:val="18"/>
+                <w:szCs w:val="18"/>
+              </w:rPr>
+              <w:t xml:space="preserve">An 8-event deployed log; every head's root recomputed from all leaves with an </w:t>
+            </w:r>
+            <w:r>
+              <w:rPr>
+                <w:rFonts w:ascii="Calibri" w:cs="Calibri" w:eastAsia="Calibri" w:hAnsi="Calibri"/>
+                <w:b/>
+                <w:bCs/>
+                <w:i w:val="false"/>
+                <w:iCs w:val="false"/>
+                <w:color w:val="23303C"/>
+                <w:sz w:val="18"/>
+                <w:szCs w:val="18"/>
+              </w:rPr>
+              <w:t xml:space="preserve">independent</w:t>
+            </w:r>
+            <w:r>
+              <w:rPr>
+                <w:rFonts w:ascii="Calibri" w:cs="Calibri" w:eastAsia="Calibri" w:hAnsi="Calibri"/>
+                <w:b w:val="false"/>
+                <w:bCs w:val="false"/>
+                <w:i w:val="false"/>
+                <w:iCs w:val="false"/>
+                <w:color w:val="23303C"/>
+                <w:sz w:val="18"/>
+                <w:szCs w:val="18"/>
+              </w:rPr>
+              <w:t xml:space="preserve"> RFC 6962 implementation</w:t>
+            </w:r>
+          </w:p>
+        </w:tc>
+        <w:tc>
+          <w:tcPr>
+            <w:tcW w:type="dxa" w:w="3600"/>
+            <w:tcBorders>
+              <w:top w:val="none" w:color="FFFFFF" w:sz="0"/>
+              <w:left w:val="none" w:color="FFFFFF" w:sz="0"/>
+              <w:bottom w:val="single" w:color="D9E0E6" w:sz="2"/>
+              <w:right w:val="none" w:color="FFFFFF" w:sz="0"/>
+            </w:tcBorders>
+            <w:tcMar>
+              <w:top w:type="dxa" w:w="90"/>
+              <w:left w:type="dxa" w:w="110"/>
+              <w:bottom w:type="dxa" w:w="90"/>
+              <w:right w:type="dxa" w:w="110"/>
+            </w:tcMar>
+          </w:tcPr>
+          <w:p>
+            <w:pPr>
+              <w:spacing w:after="0" w:line="240"/>
+            </w:pPr>
+            <w:r>
+              <w:rPr>
+                <w:rFonts w:ascii="Calibri" w:cs="Calibri" w:eastAsia="Calibri" w:hAnsi="Calibri"/>
+                <w:b w:val="false"/>
+                <w:bCs w:val="false"/>
+                <w:i w:val="false"/>
+                <w:iCs w:val="false"/>
+                <w:color w:val="23303C"/>
+                <w:sz w:val="18"/>
+                <w:szCs w:val="18"/>
+              </w:rPr>
+              <w:t xml:space="preserve">Altered root, forged signed tree head, altered audit path — all rejected</w:t>
+            </w:r>
+          </w:p>
+        </w:tc>
+      </w:tr>
+      <w:tr>
+        <w:trPr>
+          <w:tblHeader w:val="off"/>
+        </w:trPr>
+        <w:tc>
+          <w:tcPr>
+            <w:tcW w:type="dxa" w:w="1872"/>
+            <w:tcBorders>
+              <w:top w:val="none" w:color="FFFFFF" w:sz="0"/>
+              <w:left w:val="none" w:color="FFFFFF" w:sz="0"/>
+              <w:bottom w:val="single" w:color="D9E0E6" w:sz="2"/>
+              <w:right w:val="none" w:color="FFFFFF" w:sz="0"/>
+            </w:tcBorders>
+            <w:shd w:fill="F8FAFB" w:color="auto" w:val="clear"/>
+            <w:tcMar>
+              <w:top w:type="dxa" w:w="90"/>
+              <w:left w:type="dxa" w:w="110"/>
+              <w:bottom w:type="dxa" w:w="90"/>
+              <w:right w:type="dxa" w:w="110"/>
+            </w:tcMar>
+          </w:tcPr>
+          <w:p>
+            <w:pPr>
+              <w:spacing w:after="0" w:line="240"/>
+            </w:pPr>
+            <w:r>
+              <w:rPr>
+                <w:rFonts w:ascii="Calibri" w:cs="Calibri" w:eastAsia="Calibri" w:hAnsi="Calibri"/>
+                <w:b w:val="false"/>
+                <w:bCs w:val="false"/>
+                <w:i w:val="false"/>
+                <w:iCs w:val="false"/>
+                <w:color w:val="23303C"/>
+                <w:sz w:val="18"/>
+                <w:szCs w:val="18"/>
+              </w:rPr>
+              <w:t xml:space="preserve">Consistency</w:t>
+            </w:r>
+          </w:p>
+        </w:tc>
+        <w:tc>
+          <w:tcPr>
+            <w:tcW w:type="dxa" w:w="4608"/>
+            <w:tcBorders>
+              <w:top w:val="none" w:color="FFFFFF" w:sz="0"/>
+              <w:left w:val="none" w:color="FFFFFF" w:sz="0"/>
+              <w:bottom w:val="single" w:color="D9E0E6" w:sz="2"/>
+              <w:right w:val="none" w:color="FFFFFF" w:sz="0"/>
+            </w:tcBorders>
+            <w:shd w:fill="F8FAFB" w:color="auto" w:val="clear"/>
+            <w:tcMar>
+              <w:top w:type="dxa" w:w="90"/>
+              <w:left w:type="dxa" w:w="110"/>
+              <w:bottom w:type="dxa" w:w="90"/>
+              <w:right w:type="dxa" w:w="110"/>
+            </w:tcMar>
+          </w:tcPr>
+          <w:p>
+            <w:pPr>
+              <w:spacing w:after="0" w:line="240"/>
+            </w:pPr>
+            <w:r>
+              <w:rPr>
+                <w:rFonts w:ascii="Calibri" w:cs="Calibri" w:eastAsia="Calibri" w:hAnsi="Calibri"/>
+                <w:b w:val="false"/>
+                <w:bCs w:val="false"/>
+                <w:i w:val="false"/>
+                <w:iCs w:val="false"/>
+                <w:color w:val="23303C"/>
+                <w:sz w:val="18"/>
+                <w:szCs w:val="18"/>
+              </w:rPr>
+              <w:t xml:space="preserve">36 of 36 pairs of enclave-signed heads verified, by both CooL's own </w:t>
+            </w:r>
+            <w:r>
+              <w:rPr>
+                <w:rFonts w:ascii="Consolas" w:cs="Consolas" w:eastAsia="Consolas" w:hAnsi="Consolas"/>
+                <w:color w:val="0F766E"/>
+                <w:sz w:val="16"/>
+                <w:szCs w:val="16"/>
+              </w:rPr>
+              <w:t xml:space="preserve">verifyLogConsistency</w:t>
+            </w:r>
+            <w:r>
+              <w:rPr>
+                <w:rFonts w:ascii="Calibri" w:cs="Calibri" w:eastAsia="Calibri" w:hAnsi="Calibri"/>
+                <w:b w:val="false"/>
+                <w:bCs w:val="false"/>
+                <w:i w:val="false"/>
+                <w:iCs w:val="false"/>
+                <w:color w:val="23303C"/>
+                <w:sz w:val="18"/>
+                <w:szCs w:val="18"/>
+              </w:rPr>
+              <w:t xml:space="preserve"> and an independent RFC 6962/9162 implementation</w:t>
+            </w:r>
+          </w:p>
+        </w:tc>
+        <w:tc>
+          <w:tcPr>
+            <w:tcW w:type="dxa" w:w="3600"/>
+            <w:tcBorders>
+              <w:top w:val="none" w:color="FFFFFF" w:sz="0"/>
+              <w:left w:val="none" w:color="FFFFFF" w:sz="0"/>
+              <w:bottom w:val="single" w:color="D9E0E6" w:sz="2"/>
+              <w:right w:val="none" w:color="FFFFFF" w:sz="0"/>
+            </w:tcBorders>
+            <w:shd w:fill="F8FAFB" w:color="auto" w:val="clear"/>
+            <w:tcMar>
+              <w:top w:type="dxa" w:w="90"/>
+              <w:left w:type="dxa" w:w="110"/>
+              <w:bottom w:type="dxa" w:w="90"/>
+              <w:right w:type="dxa" w:w="110"/>
+            </w:tcMar>
+          </w:tcPr>
+          <w:p>
+            <w:pPr>
+              <w:spacing w:after="0" w:line="240"/>
+            </w:pPr>
+            <w:r>
+              <w:rPr>
+                <w:rFonts w:ascii="Calibri" w:cs="Calibri" w:eastAsia="Calibri" w:hAnsi="Calibri"/>
+                <w:b w:val="false"/>
+                <w:bCs w:val="false"/>
+                <w:i w:val="false"/>
+                <w:iCs w:val="false"/>
+                <w:color w:val="23303C"/>
+                <w:sz w:val="18"/>
+                <w:szCs w:val="18"/>
+              </w:rPr>
+              <w:t xml:space="preserve">28 of 28 rejected across five classes: modified old root, modified new root, wrong sizes, truncated proof, forked history</w:t>
+            </w:r>
+          </w:p>
+        </w:tc>
+      </w:tr>
+      <w:tr>
+        <w:trPr>
+          <w:tblHeader w:val="off"/>
+        </w:trPr>
+        <w:tc>
+          <w:tcPr>
+            <w:tcW w:type="dxa" w:w="1872"/>
+            <w:tcBorders>
+              <w:top w:val="none" w:color="FFFFFF" w:sz="0"/>
+              <w:left w:val="none" w:color="FFFFFF" w:sz="0"/>
+              <w:bottom w:val="single" w:color="D9E0E6" w:sz="2"/>
+              <w:right w:val="none" w:color="FFFFFF" w:sz="0"/>
+            </w:tcBorders>
+            <w:tcMar>
+              <w:top w:type="dxa" w:w="90"/>
+              <w:left w:type="dxa" w:w="110"/>
+              <w:bottom w:type="dxa" w:w="90"/>
+              <w:right w:type="dxa" w:w="110"/>
+            </w:tcMar>
+          </w:tcPr>
+          <w:p>
+            <w:pPr>
+              <w:spacing w:after="0" w:line="240"/>
+            </w:pPr>
+            <w:r>
+              <w:rPr>
+                <w:rFonts w:ascii="Calibri" w:cs="Calibri" w:eastAsia="Calibri" w:hAnsi="Calibri"/>
+                <w:b w:val="false"/>
+                <w:bCs w:val="false"/>
+                <w:i w:val="false"/>
+                <w:iCs w:val="false"/>
+                <w:color w:val="23303C"/>
+                <w:sz w:val="18"/>
+                <w:szCs w:val="18"/>
+              </w:rPr>
+              <w:t xml:space="preserve">Witness</w:t>
+            </w:r>
+          </w:p>
+        </w:tc>
+        <w:tc>
+          <w:tcPr>
+            <w:tcW w:type="dxa" w:w="4608"/>
+            <w:tcBorders>
+              <w:top w:val="none" w:color="FFFFFF" w:sz="0"/>
+              <w:left w:val="none" w:color="FFFFFF" w:sz="0"/>
+              <w:bottom w:val="single" w:color="D9E0E6" w:sz="2"/>
+              <w:right w:val="none" w:color="FFFFFF" w:sz="0"/>
+            </w:tcBorders>
+            <w:tcMar>
+              <w:top w:type="dxa" w:w="90"/>
+              <w:left w:type="dxa" w:w="110"/>
+              <w:bottom w:type="dxa" w:w="90"/>
+              <w:right w:type="dxa" w:w="110"/>
+            </w:tcMar>
+          </w:tcPr>
+          <w:p>
+            <w:pPr>
+              <w:spacing w:after="0" w:line="240"/>
+            </w:pPr>
+            <w:r>
+              <w:rPr>
+                <w:rFonts w:ascii="Calibri" w:cs="Calibri" w:eastAsia="Calibri" w:hAnsi="Calibri"/>
+                <w:b w:val="false"/>
+                <w:bCs w:val="false"/>
+                <w:i w:val="false"/>
+                <w:iCs w:val="false"/>
+                <w:color w:val="23303C"/>
+                <w:sz w:val="18"/>
+                <w:szCs w:val="18"/>
+              </w:rPr>
+              <w:t xml:space="preserve">A witness in its </w:t>
+            </w:r>
+            <w:r>
+              <w:rPr>
+                <w:rFonts w:ascii="Calibri" w:cs="Calibri" w:eastAsia="Calibri" w:hAnsi="Calibri"/>
+                <w:b/>
+                <w:bCs/>
+                <w:i w:val="false"/>
+                <w:iCs w:val="false"/>
+                <w:color w:val="23303C"/>
+                <w:sz w:val="18"/>
+                <w:szCs w:val="18"/>
+              </w:rPr>
+              <w:t xml:space="preserve">own CVM on a different physical node</w:t>
+            </w:r>
+            <w:r>
+              <w:rPr>
+                <w:rFonts w:ascii="Calibri" w:cs="Calibri" w:eastAsia="Calibri" w:hAnsi="Calibri"/>
+                <w:b w:val="false"/>
+                <w:bCs w:val="false"/>
+                <w:i w:val="false"/>
+                <w:iCs w:val="false"/>
+                <w:color w:val="23303C"/>
+                <w:sz w:val="18"/>
+                <w:szCs w:val="18"/>
+              </w:rPr>
+              <w:t xml:space="preserve">, with its own enclave-sealed key whose quote binds that key. It pulled the primary's receipts itself, verified all 8 — including the real quotes and the pinned measurement — then signed heads 1..8</w:t>
+            </w:r>
+          </w:p>
+        </w:tc>
+        <w:tc>
+          <w:tcPr>
+            <w:tcW w:type="dxa" w:w="3600"/>
+            <w:tcBorders>
+              <w:top w:val="none" w:color="FFFFFF" w:sz="0"/>
+              <w:left w:val="none" w:color="FFFFFF" w:sz="0"/>
+              <w:bottom w:val="single" w:color="D9E0E6" w:sz="2"/>
+              <w:right w:val="none" w:color="FFFFFF" w:sz="0"/>
+            </w:tcBorders>
+            <w:tcMar>
+              <w:top w:type="dxa" w:w="90"/>
+              <w:left w:type="dxa" w:w="110"/>
+              <w:bottom w:type="dxa" w:w="90"/>
+              <w:right w:type="dxa" w:w="110"/>
+            </w:tcMar>
+          </w:tcPr>
+          <w:p>
+            <w:pPr>
+              <w:spacing w:after="0" w:line="240"/>
+            </w:pPr>
+            <w:r>
+              <w:rPr>
+                <w:rFonts w:ascii="Calibri" w:cs="Calibri" w:eastAsia="Calibri" w:hAnsi="Calibri"/>
+                <w:b w:val="false"/>
+                <w:bCs w:val="false"/>
+                <w:i w:val="false"/>
+                <w:iCs w:val="false"/>
+                <w:color w:val="23303C"/>
+                <w:sz w:val="18"/>
+                <w:szCs w:val="18"/>
+              </w:rPr>
+              <w:t xml:space="preserve">Forged root / time / size / signature heads were refused with HTTP 409; it also refused to sign after the primary's log was replaced</w:t>
+            </w:r>
+          </w:p>
+        </w:tc>
+      </w:tr>
+      <w:tr>
+        <w:trPr>
+          <w:tblHeader w:val="off"/>
+        </w:trPr>
+        <w:tc>
+          <w:tcPr>
+            <w:tcW w:type="dxa" w:w="1872"/>
+            <w:tcBorders>
+              <w:top w:val="none" w:color="FFFFFF" w:sz="0"/>
+              <w:left w:val="none" w:color="FFFFFF" w:sz="0"/>
+              <w:bottom w:val="single" w:color="D9E0E6" w:sz="2"/>
+              <w:right w:val="none" w:color="FFFFFF" w:sz="0"/>
+            </w:tcBorders>
+            <w:shd w:fill="F8FAFB" w:color="auto" w:val="clear"/>
+            <w:tcMar>
+              <w:top w:type="dxa" w:w="90"/>
+              <w:left w:type="dxa" w:w="110"/>
+              <w:bottom w:type="dxa" w:w="90"/>
+              <w:right w:type="dxa" w:w="110"/>
+            </w:tcMar>
+          </w:tcPr>
+          <w:p>
+            <w:pPr>
+              <w:spacing w:after="0" w:line="240"/>
+            </w:pPr>
+            <w:r>
+              <w:rPr>
+                <w:rFonts w:ascii="Calibri" w:cs="Calibri" w:eastAsia="Calibri" w:hAnsi="Calibri"/>
+                <w:b w:val="false"/>
+                <w:bCs w:val="false"/>
+                <w:i w:val="false"/>
+                <w:iCs w:val="false"/>
+                <w:color w:val="23303C"/>
+                <w:sz w:val="18"/>
+                <w:szCs w:val="18"/>
+              </w:rPr>
+              <w:t xml:space="preserve">Workload change</w:t>
+            </w:r>
+          </w:p>
+        </w:tc>
+        <w:tc>
+          <w:tcPr>
+            <w:tcW w:type="dxa" w:w="4608"/>
+            <w:tcBorders>
+              <w:top w:val="none" w:color="FFFFFF" w:sz="0"/>
+              <w:left w:val="none" w:color="FFFFFF" w:sz="0"/>
+              <w:bottom w:val="single" w:color="D9E0E6" w:sz="2"/>
+              <w:right w:val="none" w:color="FFFFFF" w:sz="0"/>
+            </w:tcBorders>
+            <w:shd w:fill="F8FAFB" w:color="auto" w:val="clear"/>
+            <w:tcMar>
+              <w:top w:type="dxa" w:w="90"/>
+              <w:left w:type="dxa" w:w="110"/>
+              <w:bottom w:type="dxa" w:w="90"/>
+              <w:right w:type="dxa" w:w="110"/>
+            </w:tcMar>
+          </w:tcPr>
+          <w:p>
+            <w:pPr>
+              <w:spacing w:after="0" w:line="240"/>
+            </w:pPr>
+            <w:r>
+              <w:rPr>
+                <w:rFonts w:ascii="Calibri" w:cs="Calibri" w:eastAsia="Calibri" w:hAnsi="Calibri"/>
+                <w:b w:val="false"/>
+                <w:bCs w:val="false"/>
+                <w:i w:val="false"/>
+                <w:iCs w:val="false"/>
+                <w:color w:val="23303C"/>
+                <w:sz w:val="18"/>
+                <w:szCs w:val="18"/>
+              </w:rPr>
+              <w:t xml:space="preserve">MRTD, RTMR0, RTMR1 and RTMR2 identical between deployments A and B; </w:t>
+            </w:r>
+            <w:r>
+              <w:rPr>
+                <w:rFonts w:ascii="Calibri" w:cs="Calibri" w:eastAsia="Calibri" w:hAnsi="Calibri"/>
+                <w:b/>
+                <w:bCs/>
+                <w:i w:val="false"/>
+                <w:iCs w:val="false"/>
+                <w:color w:val="23303C"/>
+                <w:sz w:val="18"/>
+                <w:szCs w:val="18"/>
+              </w:rPr>
+              <w:t xml:space="preserve">RTMR3 differs</w:t>
+            </w:r>
+          </w:p>
+        </w:tc>
+        <w:tc>
+          <w:tcPr>
+            <w:tcW w:type="dxa" w:w="3600"/>
+            <w:tcBorders>
+              <w:top w:val="none" w:color="FFFFFF" w:sz="0"/>
+              <w:left w:val="none" w:color="FFFFFF" w:sz="0"/>
+              <w:bottom w:val="single" w:color="D9E0E6" w:sz="2"/>
+              <w:right w:val="none" w:color="FFFFFF" w:sz="0"/>
+            </w:tcBorders>
+            <w:shd w:fill="F8FAFB" w:color="auto" w:val="clear"/>
+            <w:tcMar>
+              <w:top w:type="dxa" w:w="90"/>
+              <w:left w:type="dxa" w:w="110"/>
+              <w:bottom w:type="dxa" w:w="90"/>
+              <w:right w:type="dxa" w:w="110"/>
+            </w:tcMar>
+          </w:tcPr>
+          <w:p>
+            <w:pPr>
+              <w:spacing w:after="0" w:line="240"/>
+            </w:pPr>
+            <w:r>
+              <w:rPr>
+                <w:rFonts w:ascii="Calibri" w:cs="Calibri" w:eastAsia="Calibri" w:hAnsi="Calibri"/>
+                <w:b w:val="false"/>
+                <w:bCs w:val="false"/>
+                <w:i w:val="false"/>
+                <w:iCs w:val="false"/>
+                <w:color w:val="23303C"/>
+                <w:sz w:val="18"/>
+                <w:szCs w:val="18"/>
+              </w:rPr>
+              <w:t xml:space="preserve">B against A's pin rejected on rtmr3; B against B's pin accepted; A's receipt still verifies after B exists</w:t>
+            </w:r>
+          </w:p>
+        </w:tc>
+      </w:tr>
+      <w:tr>
+        <w:trPr>
+          <w:tblHeader w:val="off"/>
+        </w:trPr>
+        <w:tc>
+          <w:tcPr>
+            <w:tcW w:type="dxa" w:w="1872"/>
+            <w:tcBorders>
+              <w:top w:val="none" w:color="FFFFFF" w:sz="0"/>
+              <w:left w:val="none" w:color="FFFFFF" w:sz="0"/>
+              <w:bottom w:val="single" w:color="D9E0E6" w:sz="2"/>
+              <w:right w:val="none" w:color="FFFFFF" w:sz="0"/>
+            </w:tcBorders>
+            <w:tcMar>
+              <w:top w:type="dxa" w:w="90"/>
+              <w:left w:type="dxa" w:w="110"/>
+              <w:bottom w:type="dxa" w:w="90"/>
+              <w:right w:type="dxa" w:w="110"/>
+            </w:tcMar>
+          </w:tcPr>
+          <w:p>
+            <w:pPr>
+              <w:spacing w:after="0" w:line="240"/>
+            </w:pPr>
+            <w:r>
+              <w:rPr>
+                <w:rFonts w:ascii="Calibri" w:cs="Calibri" w:eastAsia="Calibri" w:hAnsi="Calibri"/>
+                <w:b w:val="false"/>
+                <w:bCs w:val="false"/>
+                <w:i w:val="false"/>
+                <w:iCs w:val="false"/>
+                <w:color w:val="23303C"/>
+                <w:sz w:val="18"/>
+                <w:szCs w:val="18"/>
+              </w:rPr>
+              <w:t xml:space="preserve">Tamper</w:t>
+            </w:r>
+          </w:p>
+        </w:tc>
+        <w:tc>
+          <w:tcPr>
+            <w:tcW w:type="dxa" w:w="4608"/>
+            <w:tcBorders>
+              <w:top w:val="none" w:color="FFFFFF" w:sz="0"/>
+              <w:left w:val="none" w:color="FFFFFF" w:sz="0"/>
+              <w:bottom w:val="single" w:color="D9E0E6" w:sz="2"/>
+              <w:right w:val="none" w:color="FFFFFF" w:sz="0"/>
+            </w:tcBorders>
+            <w:tcMar>
+              <w:top w:type="dxa" w:w="90"/>
+              <w:left w:type="dxa" w:w="110"/>
+              <w:bottom w:type="dxa" w:w="90"/>
+              <w:right w:type="dxa" w:w="110"/>
+            </w:tcMar>
+          </w:tcPr>
+          <w:p>
+            <w:pPr>
+              <w:spacing w:after="0" w:line="240"/>
+            </w:pPr>
+            <w:r>
+              <w:rPr>
+                <w:rFonts w:ascii="Calibri" w:cs="Calibri" w:eastAsia="Calibri" w:hAnsi="Calibri"/>
+                <w:b w:val="false"/>
+                <w:bCs w:val="false"/>
+                <w:i w:val="false"/>
+                <w:iCs w:val="false"/>
+                <w:color w:val="23303C"/>
+                <w:sz w:val="18"/>
+                <w:szCs w:val="18"/>
+              </w:rPr>
+              <w:t xml:space="preserve">An 11-row single-field matrix — binding hash, metadata, both signatures, root, forged STH, audit path, forged witness signature, wrong quote, wrong report data, altered quote bytes</w:t>
+            </w:r>
+          </w:p>
+        </w:tc>
+        <w:tc>
+          <w:tcPr>
+            <w:tcW w:type="dxa" w:w="3600"/>
+            <w:tcBorders>
+              <w:top w:val="none" w:color="FFFFFF" w:sz="0"/>
+              <w:left w:val="none" w:color="FFFFFF" w:sz="0"/>
+              <w:bottom w:val="single" w:color="D9E0E6" w:sz="2"/>
+              <w:right w:val="none" w:color="FFFFFF" w:sz="0"/>
+            </w:tcBorders>
+            <w:tcMar>
+              <w:top w:type="dxa" w:w="90"/>
+              <w:left w:type="dxa" w:w="110"/>
+              <w:bottom w:type="dxa" w:w="90"/>
+              <w:right w:type="dxa" w:w="110"/>
+            </w:tcMar>
+          </w:tcPr>
+          <w:p>
+            <w:pPr>
+              <w:spacing w:after="0" w:line="240"/>
+            </w:pPr>
+            <w:r>
+              <w:rPr>
+                <w:rFonts w:ascii="Calibri" w:cs="Calibri" w:eastAsia="Calibri" w:hAnsi="Calibri"/>
+                <w:b w:val="false"/>
+                <w:bCs w:val="false"/>
+                <w:i w:val="false"/>
+                <w:iCs w:val="false"/>
+                <w:color w:val="23303C"/>
+                <w:sz w:val="18"/>
+                <w:szCs w:val="18"/>
+              </w:rPr>
+              <w:t xml:space="preserve">Every row </w:t>
+            </w:r>
+            <w:r>
+              <w:rPr>
+                <w:rFonts w:ascii="Consolas" w:cs="Consolas" w:eastAsia="Consolas" w:hAnsi="Consolas"/>
+                <w:color w:val="0F766E"/>
+                <w:sz w:val="16"/>
+                <w:szCs w:val="16"/>
+              </w:rPr>
+              <w:t xml:space="preserve">ok: false</w:t>
+            </w:r>
+            <w:r>
+              <w:rPr>
+                <w:rFonts w:ascii="Calibri" w:cs="Calibri" w:eastAsia="Calibri" w:hAnsi="Calibri"/>
+                <w:b w:val="false"/>
+                <w:bCs w:val="false"/>
+                <w:i w:val="false"/>
+                <w:iCs w:val="false"/>
+                <w:color w:val="23303C"/>
+                <w:sz w:val="18"/>
+                <w:szCs w:val="18"/>
+              </w:rPr>
+              <w:t xml:space="preserve">, each with the expected domain failing</w:t>
+            </w:r>
+          </w:p>
+        </w:tc>
+      </w:tr>
+    </w:tbl>
+    <w:p>
+      <w:pPr>
+        <w:spacing w:after="200"/>
+      </w:pPr>
+    </w:p>
+    <w:p>
+      <w:pPr>
+        <w:pStyle w:val="Heading2"/>
+        <w:spacing w:after="110" w:before="280"/>
+      </w:pPr>
+      <w:r>
+        <w:rPr>
+          <w:rFonts w:ascii="Calibri" w:cs="Calibri" w:eastAsia="Calibri" w:hAnsi="Calibri"/>
+          <w:b/>
+          <w:bCs/>
+          <w:color w:val="11161C"/>
+          <w:sz w:val="25"/>
+          <w:szCs w:val="25"/>
+        </w:rPr>
+        <w:t xml:space="preserve">10.6 A bug the hardware found</w:t>
+      </w:r>
+    </w:p>
+    <w:p>
+      <w:pPr>
+        <w:spacing w:after="150" w:line="290"/>
+      </w:pPr>
+      <w:r>
+        <w:rPr>
+          <w:rFonts w:ascii="Calibri" w:cs="Calibri" w:eastAsia="Calibri" w:hAnsi="Calibri"/>
+          <w:b w:val="false"/>
+          <w:bCs w:val="false"/>
+          <w:i w:val="false"/>
+          <w:iCs w:val="false"/>
+          <w:color w:val="23303C"/>
+          <w:sz w:val="21"/>
+          <w:szCs w:val="21"/>
+        </w:rPr>
+        <w:t xml:space="preserve">The campaign found a real defect that no amount of simulation would have surfaced. The live dstack agent returns </w:t>
+      </w:r>
+      <w:r>
+        <w:rPr>
+          <w:rFonts w:ascii="Consolas" w:cs="Consolas" w:eastAsia="Consolas" w:hAnsi="Consolas"/>
+          <w:color w:val="0F766E"/>
+          <w:sz w:val="19"/>
+          <w:szCs w:val="19"/>
+        </w:rPr>
+        <w:t xml:space="preserve">tcb_info</w:t>
+      </w:r>
+      <w:r>
+        <w:rPr>
+          <w:rFonts w:ascii="Calibri" w:cs="Calibri" w:eastAsia="Calibri" w:hAnsi="Calibri"/>
+          <w:b w:val="false"/>
+          <w:bCs w:val="false"/>
+          <w:i w:val="false"/>
+          <w:iCs w:val="false"/>
+          <w:color w:val="23303C"/>
+          <w:sz w:val="21"/>
+          <w:szCs w:val="21"/>
+        </w:rPr>
+        <w:t xml:space="preserve"> as a </w:t>
+      </w:r>
+      <w:r>
+        <w:rPr>
+          <w:rFonts w:ascii="Calibri" w:cs="Calibri" w:eastAsia="Calibri" w:hAnsi="Calibri"/>
+          <w:b/>
+          <w:bCs/>
+          <w:i w:val="false"/>
+          <w:iCs w:val="false"/>
+          <w:color w:val="23303C"/>
+          <w:sz w:val="21"/>
+          <w:szCs w:val="21"/>
+        </w:rPr>
+        <w:t xml:space="preserve">JSON-encoded string</w:t>
+      </w:r>
+      <w:r>
+        <w:rPr>
+          <w:rFonts w:ascii="Calibri" w:cs="Calibri" w:eastAsia="Calibri" w:hAnsi="Calibri"/>
+          <w:b w:val="false"/>
+          <w:bCs w:val="false"/>
+          <w:i w:val="false"/>
+          <w:iCs w:val="false"/>
+          <w:color w:val="23303C"/>
+          <w:sz w:val="21"/>
+          <w:szCs w:val="21"/>
+        </w:rPr>
+        <w:t xml:space="preserve">, not a nested object. </w:t>
+      </w:r>
+      <w:r>
+        <w:rPr>
+          <w:rFonts w:ascii="Consolas" w:cs="Consolas" w:eastAsia="Consolas" w:hAnsi="Consolas"/>
+          <w:color w:val="0F766E"/>
+          <w:sz w:val="19"/>
+          <w:szCs w:val="19"/>
+        </w:rPr>
+        <w:t xml:space="preserve">HttpDstackClient.info()</w:t>
+      </w:r>
+      <w:r>
+        <w:rPr>
+          <w:rFonts w:ascii="Calibri" w:cs="Calibri" w:eastAsia="Calibri" w:hAnsi="Calibri"/>
+          <w:b w:val="false"/>
+          <w:bCs w:val="false"/>
+          <w:i w:val="false"/>
+          <w:iCs w:val="false"/>
+          <w:color w:val="23303C"/>
+          <w:sz w:val="21"/>
+          <w:szCs w:val="21"/>
+        </w:rPr>
+        <w:t xml:space="preserve"> read fields off it as an object and silently produced an </w:t>
+      </w:r>
+      <w:r>
+        <w:rPr>
+          <w:rFonts w:ascii="Calibri" w:cs="Calibri" w:eastAsia="Calibri" w:hAnsi="Calibri"/>
+          <w:b/>
+          <w:bCs/>
+          <w:i w:val="false"/>
+          <w:iCs w:val="false"/>
+          <w:color w:val="23303C"/>
+          <w:sz w:val="21"/>
+          <w:szCs w:val="21"/>
+        </w:rPr>
+        <w:t xml:space="preserve">all-zero measurement</w:t>
+      </w:r>
+      <w:r>
+        <w:rPr>
+          <w:rFonts w:ascii="Calibri" w:cs="Calibri" w:eastAsia="Calibri" w:hAnsi="Calibri"/>
+          <w:b w:val="false"/>
+          <w:bCs w:val="false"/>
+          <w:i w:val="false"/>
+          <w:iCs w:val="false"/>
+          <w:color w:val="23303C"/>
+          <w:sz w:val="21"/>
+          <w:szCs w:val="21"/>
+        </w:rPr>
+        <w:t xml:space="preserve"> — a receipt that looked structurally fine while attesting nothing.</w:t>
+      </w:r>
+    </w:p>
+    <w:p>
+      <w:pPr>
+        <w:spacing w:after="150" w:line="290"/>
+      </w:pPr>
+      <w:r>
+        <w:rPr>
+          <w:rFonts w:ascii="Calibri" w:cs="Calibri" w:eastAsia="Calibri" w:hAnsi="Calibri"/>
+          <w:b w:val="false"/>
+          <w:bCs w:val="false"/>
+          <w:i w:val="false"/>
+          <w:iCs w:val="false"/>
+          <w:color w:val="23303C"/>
+          <w:sz w:val="21"/>
+          <w:szCs w:val="21"/>
+        </w:rPr>
+        <w:t xml:space="preserve">It is fixed in </w:t>
+      </w:r>
+      <w:r>
+        <w:rPr>
+          <w:rFonts w:ascii="Consolas" w:cs="Consolas" w:eastAsia="Consolas" w:hAnsi="Consolas"/>
+          <w:color w:val="0F766E"/>
+          <w:sz w:val="19"/>
+          <w:szCs w:val="19"/>
+        </w:rPr>
+        <w:t xml:space="preserve">src/phala/dstack.ts</w:t>
+      </w:r>
+      <w:r>
+        <w:rPr>
+          <w:rFonts w:ascii="Calibri" w:cs="Calibri" w:eastAsia="Calibri" w:hAnsi="Calibri"/>
+          <w:b w:val="false"/>
+          <w:bCs w:val="false"/>
+          <w:i w:val="false"/>
+          <w:iCs w:val="false"/>
+          <w:color w:val="23303C"/>
+          <w:sz w:val="21"/>
+          <w:szCs w:val="21"/>
+        </w:rPr>
+        <w:t xml:space="preserve"> (</w:t>
+      </w:r>
+      <w:r>
+        <w:rPr>
+          <w:rFonts w:ascii="Consolas" w:cs="Consolas" w:eastAsia="Consolas" w:hAnsi="Consolas"/>
+          <w:color w:val="0F766E"/>
+          <w:sz w:val="19"/>
+          <w:szCs w:val="19"/>
+        </w:rPr>
+        <w:t xml:space="preserve">parseTcbInfo</w:t>
+      </w:r>
+      <w:r>
+        <w:rPr>
+          <w:rFonts w:ascii="Calibri" w:cs="Calibri" w:eastAsia="Calibri" w:hAnsi="Calibri"/>
+          <w:b w:val="false"/>
+          <w:bCs w:val="false"/>
+          <w:i w:val="false"/>
+          <w:iCs w:val="false"/>
+          <w:color w:val="23303C"/>
+          <w:sz w:val="21"/>
+          <w:szCs w:val="21"/>
+        </w:rPr>
+        <w:t xml:space="preserve">), covered by a dedicated regression test, and the negative control is recorded: both tests fail against the pre-fix code. A second finding was semantic — the enclave domain could report </w:t>
+      </w:r>
+      <w:r>
+        <w:rPr>
+          <w:rFonts w:ascii="Consolas" w:cs="Consolas" w:eastAsia="Consolas" w:hAnsi="Consolas"/>
+          <w:color w:val="0F766E"/>
+          <w:sz w:val="19"/>
+          <w:szCs w:val="19"/>
+        </w:rPr>
+        <w:t xml:space="preserve">pass</w:t>
+      </w:r>
+      <w:r>
+        <w:rPr>
+          <w:rFonts w:ascii="Calibri" w:cs="Calibri" w:eastAsia="Calibri" w:hAnsi="Calibri"/>
+          <w:b w:val="false"/>
+          <w:bCs w:val="false"/>
+          <w:i w:val="false"/>
+          <w:iCs w:val="false"/>
+          <w:color w:val="23303C"/>
+          <w:sz w:val="21"/>
+          <w:szCs w:val="21"/>
+        </w:rPr>
+        <w:t xml:space="preserve"> while attestation was </w:t>
+      </w:r>
+      <w:r>
+        <w:rPr>
+          <w:rFonts w:ascii="Consolas" w:cs="Consolas" w:eastAsia="Consolas" w:hAnsi="Consolas"/>
+          <w:color w:val="0F766E"/>
+          <w:sz w:val="19"/>
+          <w:szCs w:val="19"/>
+        </w:rPr>
+        <w:t xml:space="preserve">absent</w:t>
+      </w:r>
+      <w:r>
+        <w:rPr>
+          <w:rFonts w:ascii="Calibri" w:cs="Calibri" w:eastAsia="Calibri" w:hAnsi="Calibri"/>
+          <w:b w:val="false"/>
+          <w:bCs w:val="false"/>
+          <w:i w:val="false"/>
+          <w:iCs w:val="false"/>
+          <w:color w:val="23303C"/>
+          <w:sz w:val="21"/>
+          <w:szCs w:val="21"/>
+        </w:rPr>
+        <w:t xml:space="preserve">; under </w:t>
+      </w:r>
+      <w:r>
+        <w:rPr>
+          <w:rFonts w:ascii="Consolas" w:cs="Consolas" w:eastAsia="Consolas" w:hAnsi="Consolas"/>
+          <w:color w:val="0F766E"/>
+          <w:sz w:val="19"/>
+          <w:szCs w:val="19"/>
+        </w:rPr>
+        <w:t xml:space="preserve">requireHardware</w:t>
+      </w:r>
+      <w:r>
+        <w:rPr>
+          <w:rFonts w:ascii="Calibri" w:cs="Calibri" w:eastAsia="Calibri" w:hAnsi="Calibri"/>
+          <w:b w:val="false"/>
+          <w:bCs w:val="false"/>
+          <w:i w:val="false"/>
+          <w:iCs w:val="false"/>
+          <w:color w:val="23303C"/>
+          <w:sz w:val="21"/>
+          <w:szCs w:val="21"/>
+        </w:rPr>
+        <w:t xml:space="preserve"> it now fails closed.</w:t>
+      </w:r>
+    </w:p>
+    <w:tbl>
+      <w:tblPr>
+        <w:tblW w:type="dxa" w:w="10080"/>
+        <w:tblBorders>
+          <w:top w:val="single" w:color="auto" w:sz="4"/>
+          <w:left w:val="single" w:color="auto" w:sz="4"/>
+          <w:bottom w:val="single" w:color="auto" w:sz="4"/>
+          <w:right w:val="single" w:color="auto" w:sz="4"/>
+          <w:insideH w:val="single" w:color="auto" w:sz="4"/>
+          <w:insideV w:val="single" w:color="auto" w:sz="4"/>
+        </w:tblBorders>
+      </w:tblPr>
+      <w:tblGrid>
+        <w:gridCol w:w="10080"/>
+      </w:tblGrid>
+      <w:tr>
+        <w:tc>
+          <w:tcPr>
+            <w:tcW w:type="dxa" w:w="10080"/>
+            <w:tcBorders>
+              <w:top w:val="none" w:color="FFFFFF" w:sz="0"/>
+              <w:left w:val="single" w:color="B45309" w:sz="18"/>
+              <w:bottom w:val="none" w:color="FFFFFF" w:sz="0"/>
+              <w:right w:val="none" w:color="FFFFFF" w:sz="0"/>
+            </w:tcBorders>
+            <w:shd w:fill="FFF8EC" w:color="auto" w:val="clear"/>
+            <w:tcMar>
+              <w:top w:type="dxa" w:w="150"/>
+              <w:left w:type="dxa" w:w="200"/>
+              <w:bottom w:type="dxa" w:w="150"/>
+              <w:right w:type="dxa" w:w="200"/>
+            </w:tcMar>
+          </w:tcPr>
+          <w:p>
+            <w:pPr>
+              <w:spacing w:after="70"/>
+            </w:pPr>
+            <w:r>
+              <w:rPr>
+                <w:rFonts w:ascii="Calibri" w:cs="Calibri" w:eastAsia="Calibri" w:hAnsi="Calibri"/>
+                <w:b/>
+                <w:bCs/>
+                <w:color w:val="B45309"/>
+                <w:sz w:val="16"/>
+                <w:szCs w:val="16"/>
+              </w:rPr>
+              <w:t xml:space="preserve">WHAT THIS CAMPAIGN DOES NOT CLAIM</w:t>
+            </w:r>
+          </w:p>
+          <w:p>
+            <w:pPr>
+              <w:spacing w:after="0" w:line="260"/>
+            </w:pPr>
+            <w:r>
+              <w:rPr>
+                <w:rFonts w:ascii="Calibri" w:cs="Calibri" w:eastAsia="Calibri" w:hAnsi="Calibri"/>
+                <w:b w:val="false"/>
+                <w:bCs w:val="false"/>
+                <w:i w:val="false"/>
+                <w:iCs w:val="false"/>
+                <w:color w:val="6B4A16"/>
+                <w:sz w:val="19"/>
+                <w:szCs w:val="19"/>
+              </w:rPr>
+              <w:t xml:space="preserve">CPU Intel TDX only — no GPU attestation. A development OS image (</w:t>
+            </w:r>
+            <w:r>
+              <w:rPr>
+                <w:rFonts w:ascii="Consolas" w:cs="Consolas" w:eastAsia="Consolas" w:hAnsi="Consolas"/>
+                <w:color w:val="0F766E"/>
+                <w:sz w:val="17"/>
+                <w:szCs w:val="17"/>
+              </w:rPr>
+              <w:t xml:space="preserve">is_dev: true</w:t>
+            </w:r>
+            <w:r>
+              <w:rPr>
+                <w:rFonts w:ascii="Calibri" w:cs="Calibri" w:eastAsia="Calibri" w:hAnsi="Calibri"/>
+                <w:b w:val="false"/>
+                <w:bCs w:val="false"/>
+                <w:i w:val="false"/>
+                <w:iCs w:val="false"/>
+                <w:color w:val="6B4A16"/>
+                <w:sz w:val="19"/>
+                <w:szCs w:val="19"/>
+              </w:rPr>
+              <w:t xml:space="preserve">). Attestation is verified online through Phala, and the local check depends on Phala-supplied collateral and a Phala-authored library. CooL still records </w:t>
+            </w:r>
+            <w:r>
+              <w:rPr>
+                <w:rFonts w:ascii="Consolas" w:cs="Consolas" w:eastAsia="Consolas" w:hAnsi="Consolas"/>
+                <w:color w:val="0F766E"/>
+                <w:sz w:val="17"/>
+                <w:szCs w:val="17"/>
+              </w:rPr>
+              <w:t xml:space="preserve">tcb_status</w:t>
+            </w:r>
+            <w:r>
+              <w:rPr>
+                <w:rFonts w:ascii="Calibri" w:cs="Calibri" w:eastAsia="Calibri" w:hAnsi="Calibri"/>
+                <w:b w:val="false"/>
+                <w:bCs w:val="false"/>
+                <w:i w:val="false"/>
+                <w:iCs w:val="false"/>
+                <w:color w:val="6B4A16"/>
+                <w:sz w:val="19"/>
+                <w:szCs w:val="19"/>
+              </w:rPr>
+              <w:t xml:space="preserve"> as Unknown. There is no quote freshness or nonce check. The witness ran in its own CVM on its own node with its own sealed key, but was deployed from the same Phala account — separation of key custody, process, CVM and node is demonstrated; operation by a different organisation is not. The evidence manifest is an unsigned file in the same repository. No compliance certification, no Phala endorsement, and no production-readiness claim.</w:t>
+            </w:r>
+          </w:p>
+        </w:tc>
+      </w:tr>
+    </w:tbl>
+    <w:p>
+      <w:pPr>
+        <w:spacing w:after="200"/>
+      </w:pPr>
+    </w:p>
+    <w:p>
+      <w:pPr>
+        <w:pStyle w:val="Heading1"/>
+        <w:pageBreakBefore/>
+        <w:pBdr>
+          <w:top w:val="single" w:color="0F766E" w:sz="12" w:space="8"/>
+        </w:pBdr>
+        <w:spacing w:after="160" w:before="120"/>
+      </w:pPr>
+      <w:r>
+        <w:rPr>
+          <w:rFonts w:ascii="Calibri" w:cs="Calibri" w:eastAsia="Calibri" w:hAnsi="Calibri"/>
+          <w:b/>
+          <w:bCs/>
+          <w:color w:val="11161C"/>
+          <w:sz w:val="34"/>
+          <w:szCs w:val="34"/>
+        </w:rPr>
+        <w:t xml:space="preserve">11 · Testing and conformance</w:t>
+      </w:r>
+    </w:p>
+    <w:p>
+      <w:pPr>
+        <w:pStyle w:val="Heading2"/>
+        <w:spacing w:after="110" w:before="280"/>
+      </w:pPr>
+      <w:r>
+        <w:rPr>
+          <w:rFonts w:ascii="Calibri" w:cs="Calibri" w:eastAsia="Calibri" w:hAnsi="Calibri"/>
+          <w:b/>
+          <w:bCs/>
+          <w:color w:val="11161C"/>
+          <w:sz w:val="25"/>
+          <w:szCs w:val="25"/>
+        </w:rPr>
+        <w:t xml:space="preserve">11.1 Cross-implementation conformance</w:t>
       </w:r>
     </w:p>
     <w:p>
@@ -16971,7 +19992,7 @@
           <w:sz w:val="25"/>
           <w:szCs w:val="25"/>
         </w:rPr>
-        <w:t xml:space="preserve">10.2 Test results</w:t>
+        <w:t xml:space="preserve">11.2 Test results</w:t>
       </w:r>
     </w:p>
     <w:p>
@@ -18414,7 +21435,7 @@
           <w:sz w:val="25"/>
           <w:szCs w:val="25"/>
         </w:rPr>
-        <w:t xml:space="preserve">10.3 Verified by hand, end to end</w:t>
+        <w:t xml:space="preserve">11.3 Verified by hand, end to end</w:t>
       </w:r>
     </w:p>
     <w:p>
@@ -18709,7 +21730,7 @@
           <w:sz w:val="25"/>
           <w:szCs w:val="25"/>
         </w:rPr>
-        <w:t xml:space="preserve">10.4 Found by the pipeline, not by review</w:t>
+        <w:t xml:space="preserve">11.4 Found by the pipeline, not by review</w:t>
       </w:r>
     </w:p>
     <w:p>
@@ -18931,7 +21952,25 @@
           <w:sz w:val="25"/>
           <w:szCs w:val="25"/>
         </w:rPr>
-        <w:t xml:space="preserve">10.5 Not tested, because it needs hardware</w:t>
+        <w:t xml:space="preserve">11.5 What the Contrast path still needs hardware for</w:t>
+      </w:r>
+    </w:p>
+    <w:p>
+      <w:pPr>
+        <w:spacing w:after="150" w:line="290"/>
+      </w:pPr>
+      <w:r>
+        <w:rPr>
+          <w:rFonts w:ascii="Calibri" w:cs="Calibri" w:eastAsia="Calibri" w:hAnsi="Calibri"/>
+          <w:b w:val="false"/>
+          <w:bCs w:val="false"/>
+          <w:i w:val="false"/>
+          <w:iCs w:val="false"/>
+          <w:color w:val="23303C"/>
+          <w:sz w:val="21"/>
+          <w:szCs w:val="21"/>
+        </w:rPr>
+        <w:t xml:space="preserve">Section 10 covers what HAS run on hardware. What follows is specific to the Contrast adapter, and none of it is blocked by an architectural question — it is a deployment that has not happened yet.</w:t>
       </w:r>
     </w:p>
     <w:p>
@@ -18946,15 +21985,28 @@
       <w:r>
         <w:rPr>
           <w:rFonts w:ascii="Calibri" w:cs="Calibri" w:eastAsia="Calibri" w:hAnsi="Calibri"/>
-          <w:b w:val="false"/>
-          <w:bCs w:val="false"/>
-          <w:i w:val="false"/>
-          <w:iCs w:val="false"/>
-          <w:color w:val="23303C"/>
-          <w:sz w:val="21"/>
-          <w:szCs w:val="21"/>
-        </w:rPr>
-        <w:t xml:space="preserve">A real Intel TDX or AMD SEV-SNP machine.</w:t>
+          <w:b/>
+          <w:bCs/>
+          <w:i w:val="false"/>
+          <w:iCs w:val="false"/>
+          <w:color w:val="23303C"/>
+          <w:sz w:val="21"/>
+          <w:szCs w:val="21"/>
+        </w:rPr>
+        <w:t xml:space="preserve">A Contrast cluster.</w:t>
+      </w:r>
+      <w:r>
+        <w:rPr>
+          <w:rFonts w:ascii="Calibri" w:cs="Calibri" w:eastAsia="Calibri" w:hAnsi="Calibri"/>
+          <w:b w:val="false"/>
+          <w:bCs w:val="false"/>
+          <w:i w:val="false"/>
+          <w:iCs w:val="false"/>
+          <w:color w:val="23303C"/>
+          <w:sz w:val="21"/>
+          <w:szCs w:val="21"/>
+        </w:rPr>
+        <w:t xml:space="preserve"> Kubernetes with the Contrast node-installer and runtime class, on bare-metal Intel TDX or AMD SEV-SNP, or AKS with Confidential Containers. CooL has now run on real Intel TDX, but through Phala's dstack, not through Contrast.</w:t>
       </w:r>
     </w:p>
     <w:p>
@@ -18969,15 +22021,28 @@
       <w:r>
         <w:rPr>
           <w:rFonts w:ascii="Calibri" w:cs="Calibri" w:eastAsia="Calibri" w:hAnsi="Calibri"/>
-          <w:b w:val="false"/>
-          <w:bCs w:val="false"/>
-          <w:i w:val="false"/>
-          <w:iCs w:val="false"/>
-          <w:color w:val="23303C"/>
-          <w:sz w:val="21"/>
-          <w:szCs w:val="21"/>
-        </w:rPr>
-        <w:t xml:space="preserve">A real Coordinator CVM, a real aTLS handshake, real DCAP or KDS collateral.</w:t>
+          <w:b/>
+          <w:bCs/>
+          <w:i w:val="false"/>
+          <w:iCs w:val="false"/>
+          <w:color w:val="23303C"/>
+          <w:sz w:val="21"/>
+          <w:szCs w:val="21"/>
+        </w:rPr>
+        <w:t xml:space="preserve">A real Coordinator CVM</w:t>
+      </w:r>
+      <w:r>
+        <w:rPr>
+          <w:rFonts w:ascii="Calibri" w:cs="Calibri" w:eastAsia="Calibri" w:hAnsi="Calibri"/>
+          <w:b w:val="false"/>
+          <w:bCs w:val="false"/>
+          <w:i w:val="false"/>
+          <w:iCs w:val="false"/>
+          <w:color w:val="23303C"/>
+          <w:sz w:val="21"/>
+          <w:szCs w:val="21"/>
+        </w:rPr>
+        <w:t xml:space="preserve">, a real aTLS handshake, and a mesh certificate issued from a report the Coordinator actually verified. Every certificate CooL has parsed so far came from Contrast's own CA code driven by a software-built quote.</w:t>
       </w:r>
     </w:p>
     <w:p>
@@ -19053,7 +22118,7 @@
           <w:sz w:val="21"/>
           <w:szCs w:val="21"/>
         </w:rPr>
-        <w:t xml:space="preserve"> against a live cluster.</w:t>
+        <w:t xml:space="preserve"> against that live cluster.</w:t>
       </w:r>
     </w:p>
     <w:p>
@@ -19179,6 +22244,24 @@
     </w:p>
     <w:p>
       <w:pPr>
+        <w:spacing w:after="150" w:line="290"/>
+      </w:pPr>
+      <w:r>
+        <w:rPr>
+          <w:rFonts w:ascii="Calibri" w:cs="Calibri" w:eastAsia="Calibri" w:hAnsi="Calibri"/>
+          <w:b w:val="false"/>
+          <w:bCs w:val="false"/>
+          <w:i w:val="false"/>
+          <w:iCs w:val="false"/>
+          <w:color w:val="23303C"/>
+          <w:sz w:val="21"/>
+          <w:szCs w:val="21"/>
+        </w:rPr>
+        <w:t xml:space="preserve">On the evidence of section 10, the realistic risk in that deployment is integration detail rather than design: the Phala campaign's three findings were a wire-format parsing bug, two RPC-path mismatches and one verdict-semantics gap — exactly the class of thing a first real Contrast run would be expected to surface.</w:t>
+      </w:r>
+    </w:p>
+    <w:p>
+      <w:pPr>
         <w:pStyle w:val="Heading1"/>
         <w:pageBreakBefore/>
         <w:pBdr>
@@ -19195,7 +22278,7 @@
           <w:sz w:val="34"/>
           <w:szCs w:val="34"/>
         </w:rPr>
-        <w:t xml:space="preserve">11 · The highest-value next step</w:t>
+        <w:t xml:space="preserve">12 · The highest-value next step</w:t>
       </w:r>
     </w:p>
     <w:p>
@@ -19347,6 +22430,103 @@
         </w:rPr>
         <w:t xml:space="preserve">. If CooL reassembles that into a wire-format quote and verifies it against Intel DCAP collateral, two things change:</w:t>
       </w:r>
+    </w:p>
+    <w:tbl>
+      <w:tblPr>
+        <w:tblW w:type="dxa" w:w="10080"/>
+        <w:tblBorders>
+          <w:top w:val="single" w:color="auto" w:sz="4"/>
+          <w:left w:val="single" w:color="auto" w:sz="4"/>
+          <w:bottom w:val="single" w:color="auto" w:sz="4"/>
+          <w:right w:val="single" w:color="auto" w:sz="4"/>
+          <w:insideH w:val="single" w:color="auto" w:sz="4"/>
+          <w:insideV w:val="single" w:color="auto" w:sz="4"/>
+        </w:tblBorders>
+      </w:tblPr>
+      <w:tblGrid>
+        <w:gridCol w:w="10080"/>
+      </w:tblGrid>
+      <w:tr>
+        <w:tc>
+          <w:tcPr>
+            <w:tcW w:type="dxa" w:w="10080"/>
+            <w:tcBorders>
+              <w:top w:val="none" w:color="FFFFFF" w:sz="0"/>
+              <w:left w:val="single" w:color="0F766E" w:sz="18"/>
+              <w:bottom w:val="none" w:color="FFFFFF" w:sz="0"/>
+              <w:right w:val="none" w:color="FFFFFF" w:sz="0"/>
+            </w:tcBorders>
+            <w:shd w:fill="F0F8F7" w:color="auto" w:val="clear"/>
+            <w:tcMar>
+              <w:top w:type="dxa" w:w="150"/>
+              <w:left w:type="dxa" w:w="200"/>
+              <w:bottom w:type="dxa" w:w="150"/>
+              <w:right w:type="dxa" w:w="200"/>
+            </w:tcMar>
+          </w:tcPr>
+          <w:p>
+            <w:pPr>
+              <w:spacing w:after="70"/>
+            </w:pPr>
+            <w:r>
+              <w:rPr>
+                <w:rFonts w:ascii="Calibri" w:cs="Calibri" w:eastAsia="Calibri" w:hAnsi="Calibri"/>
+                <w:b/>
+                <w:bCs/>
+                <w:color w:val="0F766E"/>
+                <w:sz w:val="16"/>
+                <w:szCs w:val="16"/>
+              </w:rPr>
+              <w:t xml:space="preserve">WHY THIS IS NOW A SHORT STEP RATHER THAN A RESEARCH PROJECT</w:t>
+            </w:r>
+          </w:p>
+          <w:p>
+            <w:pPr>
+              <w:spacing w:after="0" w:line="260"/>
+            </w:pPr>
+            <w:r>
+              <w:rPr>
+                <w:rFonts w:ascii="Calibri" w:cs="Calibri" w:eastAsia="Calibri" w:hAnsi="Calibri"/>
+                <w:b w:val="false"/>
+                <w:bCs w:val="false"/>
+                <w:i w:val="false"/>
+                <w:iCs w:val="false"/>
+                <w:color w:val="13433F"/>
+                <w:sz w:val="19"/>
+                <w:szCs w:val="19"/>
+              </w:rPr>
+              <w:t xml:space="preserve">Before the Phala campaign this would have meant building and proving DCAP verification from scratch. It no longer does. CooL already verifies real TDX v4 quotes against Intel collateral — online through a vendor service and locally with </w:t>
+            </w:r>
+            <w:r>
+              <w:rPr>
+                <w:rFonts w:ascii="Consolas" w:cs="Consolas" w:eastAsia="Consolas" w:hAnsi="Consolas"/>
+                <w:color w:val="0F766E"/>
+                <w:sz w:val="17"/>
+                <w:szCs w:val="17"/>
+              </w:rPr>
+              <w:t xml:space="preserve">@phala/dcap-qvl</w:t>
+            </w:r>
+            <w:r>
+              <w:rPr>
+                <w:rFonts w:ascii="Calibri" w:cs="Calibri" w:eastAsia="Calibri" w:hAnsi="Calibri"/>
+                <w:b w:val="false"/>
+                <w:bCs w:val="false"/>
+                <w:i w:val="false"/>
+                <w:iCs w:val="false"/>
+                <w:color w:val="13433F"/>
+                <w:sz w:val="19"/>
+                <w:szCs w:val="19"/>
+              </w:rPr>
+              <w:t xml:space="preserve"> — and that path has been exercised against real silicon, including the negative control where one flipped byte is rejected (section 10.2). What remains for Contrast is reassembling a quote from certificate extensions and feeding it to machinery that already works.</w:t>
+            </w:r>
+          </w:p>
+        </w:tc>
+      </w:tr>
+    </w:tbl>
+    <w:p>
+      <w:pPr>
+        <w:spacing w:after="200"/>
+      </w:pPr>
     </w:p>
     <w:p>
       <w:pPr>
@@ -19553,7 +22733,7 @@
           <w:sz w:val="34"/>
           <w:szCs w:val="34"/>
         </w:rPr>
-        <w:t xml:space="preserve">12 · Source references</w:t>
+        <w:t xml:space="preserve">13 · Source references</w:t>
       </w:r>
     </w:p>
     <w:p>
@@ -20965,7 +24145,7 @@
           <w:sz w:val="25"/>
           <w:szCs w:val="25"/>
         </w:rPr>
-        <w:t xml:space="preserve">12.1 Licensing</w:t>
+        <w:t xml:space="preserve">13.1 Licensing</w:t>
       </w:r>
     </w:p>
     <w:p>
@@ -21070,7 +24250,7 @@
           <w:sz w:val="25"/>
           <w:szCs w:val="25"/>
         </w:rPr>
-        <w:t xml:space="preserve">12.2 Reproducing this</w:t>
+        <w:t xml:space="preserve">13.2 Reproducing this</w:t>
       </w:r>
     </w:p>
     <w:p>
@@ -21215,6 +24395,134 @@
           <w:szCs w:val="19"/>
         </w:rPr>
         <w:t xml:space="preserve">tools/contrast-fixture/README.md</w:t>
+      </w:r>
+      <w:r>
+        <w:rPr>
+          <w:rFonts w:ascii="Calibri" w:cs="Calibri" w:eastAsia="Calibri" w:hAnsi="Calibri"/>
+          <w:b w:val="false"/>
+          <w:bCs w:val="false"/>
+          <w:i w:val="false"/>
+          <w:iCs w:val="false"/>
+          <w:color w:val="23303C"/>
+          <w:sz w:val="21"/>
+          <w:szCs w:val="21"/>
+        </w:rPr>
+        <w:t xml:space="preserve">.</w:t>
+      </w:r>
+    </w:p>
+    <w:p>
+      <w:pPr>
+        <w:spacing w:after="150" w:line="290"/>
+      </w:pPr>
+      <w:r>
+        <w:rPr>
+          <w:rFonts w:ascii="Calibri" w:cs="Calibri" w:eastAsia="Calibri" w:hAnsi="Calibri"/>
+          <w:b w:val="false"/>
+          <w:bCs w:val="false"/>
+          <w:i w:val="false"/>
+          <w:iCs w:val="false"/>
+          <w:color w:val="23303C"/>
+          <w:sz w:val="21"/>
+          <w:szCs w:val="21"/>
+        </w:rPr>
+        <w:t xml:space="preserve">The hardware-validation evidence of section 10 is archived in </w:t>
+      </w:r>
+      <w:r>
+        <w:rPr>
+          <w:rFonts w:ascii="Consolas" w:cs="Consolas" w:eastAsia="Consolas" w:hAnsi="Consolas"/>
+          <w:color w:val="0F766E"/>
+          <w:sz w:val="19"/>
+          <w:szCs w:val="19"/>
+        </w:rPr>
+        <w:t xml:space="preserve">artifacts/</w:t>
+      </w:r>
+      <w:r>
+        <w:rPr>
+          <w:rFonts w:ascii="Calibri" w:cs="Calibri" w:eastAsia="Calibri" w:hAnsi="Calibri"/>
+          <w:b w:val="false"/>
+          <w:bCs w:val="false"/>
+          <w:i w:val="false"/>
+          <w:iCs w:val="false"/>
+          <w:color w:val="23303C"/>
+          <w:sz w:val="21"/>
+          <w:szCs w:val="21"/>
+        </w:rPr>
+        <w:t xml:space="preserve"> — 102 files with an integrity manifest at </w:t>
+      </w:r>
+      <w:r>
+        <w:rPr>
+          <w:rFonts w:ascii="Consolas" w:cs="Consolas" w:eastAsia="Consolas" w:hAnsi="Consolas"/>
+          <w:color w:val="0F766E"/>
+          <w:sz w:val="19"/>
+          <w:szCs w:val="19"/>
+        </w:rPr>
+        <w:t xml:space="preserve">artifacts/evidence-manifest.json</w:t>
+      </w:r>
+      <w:r>
+        <w:rPr>
+          <w:rFonts w:ascii="Calibri" w:cs="Calibri" w:eastAsia="Calibri" w:hAnsi="Calibri"/>
+          <w:b w:val="false"/>
+          <w:bCs w:val="false"/>
+          <w:i w:val="false"/>
+          <w:iCs w:val="false"/>
+          <w:color w:val="23303C"/>
+          <w:sz w:val="21"/>
+          <w:szCs w:val="21"/>
+        </w:rPr>
+        <w:t xml:space="preserve">, the narrative report at </w:t>
+      </w:r>
+      <w:r>
+        <w:rPr>
+          <w:rFonts w:ascii="Consolas" w:cs="Consolas" w:eastAsia="Consolas" w:hAnsi="Consolas"/>
+          <w:color w:val="0F766E"/>
+          <w:sz w:val="19"/>
+          <w:szCs w:val="19"/>
+        </w:rPr>
+        <w:t xml:space="preserve">artifacts/cool-phala-validation-report.md</w:t>
+      </w:r>
+      <w:r>
+        <w:rPr>
+          <w:rFonts w:ascii="Calibri" w:cs="Calibri" w:eastAsia="Calibri" w:hAnsi="Calibri"/>
+          <w:b w:val="false"/>
+          <w:bCs w:val="false"/>
+          <w:i w:val="false"/>
+          <w:iCs w:val="false"/>
+          <w:color w:val="23303C"/>
+          <w:sz w:val="21"/>
+          <w:szCs w:val="21"/>
+        </w:rPr>
+        <w:t xml:space="preserve">, and the per-domain matrix at </w:t>
+      </w:r>
+      <w:r>
+        <w:rPr>
+          <w:rFonts w:ascii="Consolas" w:cs="Consolas" w:eastAsia="Consolas" w:hAnsi="Consolas"/>
+          <w:color w:val="0F766E"/>
+          <w:sz w:val="19"/>
+          <w:szCs w:val="19"/>
+        </w:rPr>
+        <w:t xml:space="preserve">artifacts/closure-verification-matrix.md</w:t>
+      </w:r>
+      <w:r>
+        <w:rPr>
+          <w:rFonts w:ascii="Calibri" w:cs="Calibri" w:eastAsia="Calibri" w:hAnsi="Calibri"/>
+          <w:b w:val="false"/>
+          <w:bCs w:val="false"/>
+          <w:i w:val="false"/>
+          <w:iCs w:val="false"/>
+          <w:color w:val="23303C"/>
+          <w:sz w:val="21"/>
+          <w:szCs w:val="21"/>
+        </w:rPr>
+        <w:t xml:space="preserve">. Reproduction steps for that campaign are in </w:t>
+      </w:r>
+      <w:r>
+        <w:rPr>
+          <w:rFonts w:ascii="Consolas" w:cs="Consolas" w:eastAsia="Consolas" w:hAnsi="Consolas"/>
+          <w:color w:val="0F766E"/>
+          <w:sz w:val="19"/>
+          <w:szCs w:val="19"/>
+        </w:rPr>
+        <w:t xml:space="preserve">COOL_PHALA_REPRODUCTION.md</w:t>
       </w:r>
       <w:r>
         <w:rPr>
